--- a/_output/environ-beliefs.docx
+++ b/_output/environ-beliefs.docx
@@ -54,10 +54,19 @@
       </w:r>
     </w:p>
     <w:bookmarkEnd w:id="12"/>
+    <w:bookmarkStart w:id="28" w:name="study-1"/>
+    <w:p>
+      <w:pPr>
+        <w:pStyle w:val="Heading1"/>
+      </w:pPr>
+      <w:r>
+        <w:t xml:space="preserve">Study 1</w:t>
+      </w:r>
+    </w:p>
     <w:bookmarkStart w:id="14" w:name="data-and-measures"/>
     <w:p>
       <w:pPr>
-        <w:pStyle w:val="Heading1"/>
+        <w:pStyle w:val="Heading2"/>
       </w:pPr>
       <w:r>
         <w:t xml:space="preserve">Data and Measures</w:t>
@@ -68,23 +77,6 @@
         <w:pStyle w:val="FirstParagraph"/>
       </w:pPr>
       <w:r>
-        <w:t xml:space="preserve">To examine the relationship between cultural cognition, environmental orientations, and behavior we draw on a sample of 501 adults living in the US purchased through Survey Sampling Inc. The survey was administered online in July 2017. The sample size was determined by cost considerations. IRB approval for the survey was approved by [redacted for blind review] Human Subjects Committee on April 3, 2017, protocol number 37-17-0256. Our analysis was not pre-registered.</w:t>
-      </w:r>
-    </w:p>
-    <w:bookmarkStart w:id="13" w:name="measures"/>
-    <w:p>
-      <w:pPr>
-        <w:pStyle w:val="Heading2"/>
-      </w:pPr>
-      <w:r>
-        <w:t xml:space="preserve">Measures</w:t>
-      </w:r>
-    </w:p>
-    <w:p>
-      <w:pPr>
-        <w:pStyle w:val="FirstParagraph"/>
-      </w:pPr>
-      <w:r>
         <w:t xml:space="preserve">Our dependent variable is pro-environmental behaviors, and we use a 13-item scale from the 2000 Gallup Earth Day Poll. Respondents were asked,</w:t>
       </w:r>
       <w:r>
@@ -208,37 +200,7 @@
         <w:pStyle w:val="BodyText"/>
       </w:pPr>
       <w:r>
-        <w:t xml:space="preserve">As noted, we have two measures of environmental orientations including the Connectedness to Nature Scale (CNS) and the New Ecological Paradigm (NEP). The CNS was measured based on agreement with a 1 - strongly disagree to 5 - strongly agree scale with 14 statements such as, I often feel a sense of oneness with the natural world around me and I have a deep understanding of how my actions affect the natural world. The Cronbach’s α for the CNS is 0.81. Similar to the CNS, the NEP scale is based on agreement on a 1 to 5 scale with several statements including We are approaching the limit of the number of people the earth can support and The balance of nature is very delicate and easily upset. The Cronbach’s α for the NEP is 0.82. Table 1 shows the summary statistics and correlations for each of the scales.</w:t>
-      </w:r>
-    </w:p>
-    <w:bookmarkEnd w:id="13"/>
-    <w:bookmarkEnd w:id="14"/>
-    <w:bookmarkStart w:id="15" w:name="belief-system-network-analysis"/>
-    <w:p>
-      <w:pPr>
-        <w:pStyle w:val="Heading1"/>
-      </w:pPr>
-      <w:r>
-        <w:t xml:space="preserve">Belief System Network Analysis</w:t>
-      </w:r>
-    </w:p>
-    <w:bookmarkEnd w:id="15"/>
-    <w:bookmarkStart w:id="26" w:name="results"/>
-    <w:p>
-      <w:pPr>
-        <w:pStyle w:val="Heading1"/>
-      </w:pPr>
-      <w:r>
-        <w:t xml:space="preserve">Results</w:t>
-      </w:r>
-    </w:p>
-    <w:bookmarkStart w:id="20" w:name="environmental-belief-system-network"/>
-    <w:p>
-      <w:pPr>
-        <w:pStyle w:val="Heading2"/>
-      </w:pPr>
-      <w:r>
-        <w:t xml:space="preserve">Environmental Belief System Network</w:t>
+        <w:t xml:space="preserve">As noted, we have two measures of environmental orientations including the Connectedness to Nature Scale (CNS) and the New Ecological Paradigm (NEP). The CNS was measured based on agreement with a 1 - strongly disagree to 5 - strongly agree scale with 14 statements such as, I often feel a sense of oneness with the natural world around me and I have a deep understanding of how my actions affect the natural world. The Cronbach’s α for the CNS is 0.81. Similar to the CNS, the NEP scale is based on agreement on a 1 to 5 scale with several statements including We are approaching the limit of the number of people the earth can support and The balance of nature is very delicate and easily upset. The Cronbach’s α for the NEP is 0.82. Table 1 shows the summary statistics and correlations for each of the scales. Exploratory graph analysis confirms that the NEP and CNS items each form a single dimension, and the belief network is not sensitive to whether the scales are scored as raw item means or as network dimension scores. The supplemental materials report this analysis.</w:t>
       </w:r>
     </w:p>
     <w:tbl>
@@ -254,7 +216,1443 @@
       <w:tr>
         <w:tc>
           <w:tcPr/>
-          <w:bookmarkStart w:id="19" w:name="fig-envNetwork"/>
+          <w:bookmarkStart w:id="13" w:name="tbl-descriptives"/>
+          <w:p>
+            <w:pPr>
+              <w:jc w:val="center"/>
+            </w:pPr>
+            <w:pPr>
+              <w:jc w:val="left"/>
+              <w:spacing w:before="200"/>
+              <w:pStyle w:val="ImageCaption"/>
+            </w:pPr>
+            <w:r>
+              <w:t xml:space="preserve">Table 1: Summary statistics and correlations for the Study 1 variables (N = 1,000). NEP and CNS are item means oriented so that higher = more pro-environmental.</w:t>
+            </w:r>
+          </w:p>
+          <w:tbl>
+            <w:tblPr>
+              <w:tblStyle w:val="Table"/>
+              <w:tblW w:type="pct" w:w="5000"/>
+              <w:tblLayout w:type="fixed"/>
+              <w:tblLook w:firstRow="1" w:lastRow="0" w:firstColumn="0" w:lastColumn="0" w:noHBand="0" w:noVBand="0" w:val="0020"/>
+            </w:tblPr>
+            <w:tblGrid>
+              <w:gridCol w:w="2751"/>
+              <w:gridCol w:w="416"/>
+              <w:gridCol w:w="416"/>
+              <w:gridCol w:w="416"/>
+              <w:gridCol w:w="333"/>
+              <w:gridCol w:w="500"/>
+              <w:gridCol w:w="500"/>
+              <w:gridCol w:w="500"/>
+              <w:gridCol w:w="500"/>
+              <w:gridCol w:w="500"/>
+              <w:gridCol w:w="500"/>
+              <w:gridCol w:w="333"/>
+              <w:gridCol w:w="250"/>
+            </w:tblGrid>
+            <w:tr>
+              <w:trPr>
+                <w:tblHeader w:val="on"/>
+              </w:trPr>
+              <w:tc>
+                <w:tcPr/>
+                <w:p>
+                  <w:pPr>
+                    <w:pStyle w:val="Compact"/>
+                    <w:jc w:val="left"/>
+                    <w:jc w:val="center"/>
+                  </w:pPr>
+                  <w:r>
+                    <w:t xml:space="preserve">Variable</w:t>
+                  </w:r>
+                </w:p>
+              </w:tc>
+              <w:tc>
+                <w:tcPr/>
+                <w:p>
+                  <w:pPr>
+                    <w:pStyle w:val="Compact"/>
+                    <w:jc w:val="right"/>
+                    <w:jc w:val="center"/>
+                  </w:pPr>
+                  <w:r>
+                    <w:t xml:space="preserve">M</w:t>
+                  </w:r>
+                </w:p>
+              </w:tc>
+              <w:tc>
+                <w:tcPr/>
+                <w:p>
+                  <w:pPr>
+                    <w:pStyle w:val="Compact"/>
+                    <w:jc w:val="right"/>
+                    <w:jc w:val="center"/>
+                  </w:pPr>
+                  <w:r>
+                    <w:t xml:space="preserve">SD</w:t>
+                  </w:r>
+                </w:p>
+              </w:tc>
+              <w:tc>
+                <w:tcPr/>
+                <w:p>
+                  <w:pPr>
+                    <w:pStyle w:val="Compact"/>
+                    <w:jc w:val="right"/>
+                    <w:jc w:val="center"/>
+                  </w:pPr>
+                  <w:r>
+                    <w:t xml:space="preserve">Min</w:t>
+                  </w:r>
+                </w:p>
+              </w:tc>
+              <w:tc>
+                <w:tcPr/>
+                <w:p>
+                  <w:pPr>
+                    <w:pStyle w:val="Compact"/>
+                    <w:jc w:val="right"/>
+                    <w:jc w:val="center"/>
+                  </w:pPr>
+                  <w:r>
+                    <w:t xml:space="preserve">Max</w:t>
+                  </w:r>
+                </w:p>
+              </w:tc>
+              <w:tc>
+                <w:tcPr/>
+                <w:p>
+                  <w:pPr>
+                    <w:pStyle w:val="Compact"/>
+                    <w:jc w:val="right"/>
+                    <w:jc w:val="center"/>
+                  </w:pPr>
+                  <w:r>
+                    <w:t xml:space="preserve">1</w:t>
+                  </w:r>
+                </w:p>
+              </w:tc>
+              <w:tc>
+                <w:tcPr/>
+                <w:p>
+                  <w:pPr>
+                    <w:pStyle w:val="Compact"/>
+                    <w:jc w:val="right"/>
+                    <w:jc w:val="center"/>
+                  </w:pPr>
+                  <w:r>
+                    <w:t xml:space="preserve">2</w:t>
+                  </w:r>
+                </w:p>
+              </w:tc>
+              <w:tc>
+                <w:tcPr/>
+                <w:p>
+                  <w:pPr>
+                    <w:pStyle w:val="Compact"/>
+                    <w:jc w:val="right"/>
+                    <w:jc w:val="center"/>
+                  </w:pPr>
+                  <w:r>
+                    <w:t xml:space="preserve">3</w:t>
+                  </w:r>
+                </w:p>
+              </w:tc>
+              <w:tc>
+                <w:tcPr/>
+                <w:p>
+                  <w:pPr>
+                    <w:pStyle w:val="Compact"/>
+                    <w:jc w:val="right"/>
+                    <w:jc w:val="center"/>
+                  </w:pPr>
+                  <w:r>
+                    <w:t xml:space="preserve">4</w:t>
+                  </w:r>
+                </w:p>
+              </w:tc>
+              <w:tc>
+                <w:tcPr/>
+                <w:p>
+                  <w:pPr>
+                    <w:pStyle w:val="Compact"/>
+                    <w:jc w:val="right"/>
+                    <w:jc w:val="center"/>
+                  </w:pPr>
+                  <w:r>
+                    <w:t xml:space="preserve">5</w:t>
+                  </w:r>
+                </w:p>
+              </w:tc>
+              <w:tc>
+                <w:tcPr/>
+                <w:p>
+                  <w:pPr>
+                    <w:pStyle w:val="Compact"/>
+                    <w:jc w:val="right"/>
+                    <w:jc w:val="center"/>
+                  </w:pPr>
+                  <w:r>
+                    <w:t xml:space="preserve">6</w:t>
+                  </w:r>
+                </w:p>
+              </w:tc>
+              <w:tc>
+                <w:tcPr/>
+                <w:p>
+                  <w:pPr>
+                    <w:pStyle w:val="Compact"/>
+                    <w:jc w:val="right"/>
+                    <w:jc w:val="center"/>
+                  </w:pPr>
+                  <w:r>
+                    <w:t xml:space="preserve">7</w:t>
+                  </w:r>
+                </w:p>
+              </w:tc>
+              <w:tc>
+                <w:tcPr/>
+                <w:p>
+                  <w:pPr>
+                    <w:pStyle w:val="Compact"/>
+                    <w:jc w:val="right"/>
+                    <w:jc w:val="center"/>
+                  </w:pPr>
+                  <w:r>
+                    <w:t xml:space="preserve">8</w:t>
+                  </w:r>
+                </w:p>
+              </w:tc>
+            </w:tr>
+            <w:tr>
+              <w:tc>
+                <w:tcPr/>
+                <w:p>
+                  <w:pPr>
+                    <w:pStyle w:val="Compact"/>
+                    <w:jc w:val="left"/>
+                    <w:jc w:val="center"/>
+                  </w:pPr>
+                  <w:r>
+                    <w:t xml:space="preserve">1. Pro-env. behavior (composite)</w:t>
+                  </w:r>
+                </w:p>
+              </w:tc>
+              <w:tc>
+                <w:tcPr/>
+                <w:p>
+                  <w:pPr>
+                    <w:pStyle w:val="Compact"/>
+                    <w:jc w:val="right"/>
+                    <w:jc w:val="center"/>
+                  </w:pPr>
+                  <w:r>
+                    <w:t xml:space="preserve">5.52</w:t>
+                  </w:r>
+                </w:p>
+              </w:tc>
+              <w:tc>
+                <w:tcPr/>
+                <w:p>
+                  <w:pPr>
+                    <w:pStyle w:val="Compact"/>
+                    <w:jc w:val="right"/>
+                    <w:jc w:val="center"/>
+                  </w:pPr>
+                  <w:r>
+                    <w:t xml:space="preserve">2.98</w:t>
+                  </w:r>
+                </w:p>
+              </w:tc>
+              <w:tc>
+                <w:tcPr/>
+                <w:p>
+                  <w:pPr>
+                    <w:pStyle w:val="Compact"/>
+                    <w:jc w:val="right"/>
+                    <w:jc w:val="center"/>
+                  </w:pPr>
+                  <w:r>
+                    <w:t xml:space="preserve">0.00</w:t>
+                  </w:r>
+                </w:p>
+              </w:tc>
+              <w:tc>
+                <w:tcPr/>
+                <w:p>
+                  <w:pPr>
+                    <w:pStyle w:val="Compact"/>
+                    <w:jc w:val="right"/>
+                    <w:jc w:val="center"/>
+                  </w:pPr>
+                  <w:r>
+                    <w:t xml:space="preserve">13</w:t>
+                  </w:r>
+                </w:p>
+              </w:tc>
+              <w:tc>
+                <w:tcPr/>
+                <w:p>
+                  <w:pPr>
+                    <w:pStyle w:val="Compact"/>
+                  </w:pPr>
+                </w:p>
+              </w:tc>
+              <w:tc>
+                <w:tcPr/>
+                <w:p>
+                  <w:pPr>
+                    <w:pStyle w:val="Compact"/>
+                  </w:pPr>
+                </w:p>
+              </w:tc>
+              <w:tc>
+                <w:tcPr/>
+                <w:p>
+                  <w:pPr>
+                    <w:pStyle w:val="Compact"/>
+                  </w:pPr>
+                </w:p>
+              </w:tc>
+              <w:tc>
+                <w:tcPr/>
+                <w:p>
+                  <w:pPr>
+                    <w:pStyle w:val="Compact"/>
+                  </w:pPr>
+                </w:p>
+              </w:tc>
+              <w:tc>
+                <w:tcPr/>
+                <w:p>
+                  <w:pPr>
+                    <w:pStyle w:val="Compact"/>
+                  </w:pPr>
+                </w:p>
+              </w:tc>
+              <w:tc>
+                <w:tcPr/>
+                <w:p>
+                  <w:pPr>
+                    <w:pStyle w:val="Compact"/>
+                  </w:pPr>
+                </w:p>
+              </w:tc>
+              <w:tc>
+                <w:tcPr/>
+                <w:p>
+                  <w:pPr>
+                    <w:pStyle w:val="Compact"/>
+                  </w:pPr>
+                </w:p>
+              </w:tc>
+              <w:tc>
+                <w:tcPr/>
+                <w:p>
+                  <w:pPr>
+                    <w:pStyle w:val="Compact"/>
+                  </w:pPr>
+                </w:p>
+              </w:tc>
+            </w:tr>
+            <w:tr>
+              <w:tc>
+                <w:tcPr/>
+                <w:p>
+                  <w:pPr>
+                    <w:pStyle w:val="Compact"/>
+                    <w:jc w:val="left"/>
+                    <w:jc w:val="center"/>
+                  </w:pPr>
+                  <w:r>
+                    <w:t xml:space="preserve">2. Public behavior</w:t>
+                  </w:r>
+                </w:p>
+              </w:tc>
+              <w:tc>
+                <w:tcPr/>
+                <w:p>
+                  <w:pPr>
+                    <w:pStyle w:val="Compact"/>
+                    <w:jc w:val="right"/>
+                    <w:jc w:val="center"/>
+                  </w:pPr>
+                  <w:r>
+                    <w:t xml:space="preserve">1.80</w:t>
+                  </w:r>
+                </w:p>
+              </w:tc>
+              <w:tc>
+                <w:tcPr/>
+                <w:p>
+                  <w:pPr>
+                    <w:pStyle w:val="Compact"/>
+                    <w:jc w:val="right"/>
+                    <w:jc w:val="center"/>
+                  </w:pPr>
+                  <w:r>
+                    <w:t xml:space="preserve">1.92</w:t>
+                  </w:r>
+                </w:p>
+              </w:tc>
+              <w:tc>
+                <w:tcPr/>
+                <w:p>
+                  <w:pPr>
+                    <w:pStyle w:val="Compact"/>
+                    <w:jc w:val="right"/>
+                    <w:jc w:val="center"/>
+                  </w:pPr>
+                  <w:r>
+                    <w:t xml:space="preserve">0.00</w:t>
+                  </w:r>
+                </w:p>
+              </w:tc>
+              <w:tc>
+                <w:tcPr/>
+                <w:p>
+                  <w:pPr>
+                    <w:pStyle w:val="Compact"/>
+                    <w:jc w:val="right"/>
+                    <w:jc w:val="center"/>
+                  </w:pPr>
+                  <w:r>
+                    <w:t xml:space="preserve">7</w:t>
+                  </w:r>
+                </w:p>
+              </w:tc>
+              <w:tc>
+                <w:tcPr/>
+                <w:p>
+                  <w:pPr>
+                    <w:pStyle w:val="Compact"/>
+                    <w:jc w:val="right"/>
+                    <w:jc w:val="center"/>
+                  </w:pPr>
+                  <w:r>
+                    <w:t xml:space="preserve">0.87</w:t>
+                  </w:r>
+                </w:p>
+              </w:tc>
+              <w:tc>
+                <w:tcPr/>
+                <w:p>
+                  <w:pPr>
+                    <w:pStyle w:val="Compact"/>
+                  </w:pPr>
+                </w:p>
+              </w:tc>
+              <w:tc>
+                <w:tcPr/>
+                <w:p>
+                  <w:pPr>
+                    <w:pStyle w:val="Compact"/>
+                  </w:pPr>
+                </w:p>
+              </w:tc>
+              <w:tc>
+                <w:tcPr/>
+                <w:p>
+                  <w:pPr>
+                    <w:pStyle w:val="Compact"/>
+                  </w:pPr>
+                </w:p>
+              </w:tc>
+              <w:tc>
+                <w:tcPr/>
+                <w:p>
+                  <w:pPr>
+                    <w:pStyle w:val="Compact"/>
+                  </w:pPr>
+                </w:p>
+              </w:tc>
+              <w:tc>
+                <w:tcPr/>
+                <w:p>
+                  <w:pPr>
+                    <w:pStyle w:val="Compact"/>
+                  </w:pPr>
+                </w:p>
+              </w:tc>
+              <w:tc>
+                <w:tcPr/>
+                <w:p>
+                  <w:pPr>
+                    <w:pStyle w:val="Compact"/>
+                  </w:pPr>
+                </w:p>
+              </w:tc>
+              <w:tc>
+                <w:tcPr/>
+                <w:p>
+                  <w:pPr>
+                    <w:pStyle w:val="Compact"/>
+                  </w:pPr>
+                </w:p>
+              </w:tc>
+            </w:tr>
+            <w:tr>
+              <w:tc>
+                <w:tcPr/>
+                <w:p>
+                  <w:pPr>
+                    <w:pStyle w:val="Compact"/>
+                    <w:jc w:val="left"/>
+                    <w:jc w:val="center"/>
+                  </w:pPr>
+                  <w:r>
+                    <w:t xml:space="preserve">3. Private behavior</w:t>
+                  </w:r>
+                </w:p>
+              </w:tc>
+              <w:tc>
+                <w:tcPr/>
+                <w:p>
+                  <w:pPr>
+                    <w:pStyle w:val="Compact"/>
+                    <w:jc w:val="right"/>
+                    <w:jc w:val="center"/>
+                  </w:pPr>
+                  <w:r>
+                    <w:t xml:space="preserve">3.60</w:t>
+                  </w:r>
+                </w:p>
+              </w:tc>
+              <w:tc>
+                <w:tcPr/>
+                <w:p>
+                  <w:pPr>
+                    <w:pStyle w:val="Compact"/>
+                    <w:jc w:val="right"/>
+                    <w:jc w:val="center"/>
+                  </w:pPr>
+                  <w:r>
+                    <w:t xml:space="preserve">1.58</w:t>
+                  </w:r>
+                </w:p>
+              </w:tc>
+              <w:tc>
+                <w:tcPr/>
+                <w:p>
+                  <w:pPr>
+                    <w:pStyle w:val="Compact"/>
+                    <w:jc w:val="right"/>
+                    <w:jc w:val="center"/>
+                  </w:pPr>
+                  <w:r>
+                    <w:t xml:space="preserve">0.00</w:t>
+                  </w:r>
+                </w:p>
+              </w:tc>
+              <w:tc>
+                <w:tcPr/>
+                <w:p>
+                  <w:pPr>
+                    <w:pStyle w:val="Compact"/>
+                    <w:jc w:val="right"/>
+                    <w:jc w:val="center"/>
+                  </w:pPr>
+                  <w:r>
+                    <w:t xml:space="preserve">5</w:t>
+                  </w:r>
+                </w:p>
+              </w:tc>
+              <w:tc>
+                <w:tcPr/>
+                <w:p>
+                  <w:pPr>
+                    <w:pStyle w:val="Compact"/>
+                    <w:jc w:val="right"/>
+                    <w:jc w:val="center"/>
+                  </w:pPr>
+                  <w:r>
+                    <w:t xml:space="preserve">0.75</w:t>
+                  </w:r>
+                </w:p>
+              </w:tc>
+              <w:tc>
+                <w:tcPr/>
+                <w:p>
+                  <w:pPr>
+                    <w:pStyle w:val="Compact"/>
+                    <w:jc w:val="right"/>
+                    <w:jc w:val="center"/>
+                  </w:pPr>
+                  <w:r>
+                    <w:t xml:space="preserve">0.33</w:t>
+                  </w:r>
+                </w:p>
+              </w:tc>
+              <w:tc>
+                <w:tcPr/>
+                <w:p>
+                  <w:pPr>
+                    <w:pStyle w:val="Compact"/>
+                  </w:pPr>
+                </w:p>
+              </w:tc>
+              <w:tc>
+                <w:tcPr/>
+                <w:p>
+                  <w:pPr>
+                    <w:pStyle w:val="Compact"/>
+                  </w:pPr>
+                </w:p>
+              </w:tc>
+              <w:tc>
+                <w:tcPr/>
+                <w:p>
+                  <w:pPr>
+                    <w:pStyle w:val="Compact"/>
+                  </w:pPr>
+                </w:p>
+              </w:tc>
+              <w:tc>
+                <w:tcPr/>
+                <w:p>
+                  <w:pPr>
+                    <w:pStyle w:val="Compact"/>
+                  </w:pPr>
+                </w:p>
+              </w:tc>
+              <w:tc>
+                <w:tcPr/>
+                <w:p>
+                  <w:pPr>
+                    <w:pStyle w:val="Compact"/>
+                  </w:pPr>
+                </w:p>
+              </w:tc>
+              <w:tc>
+                <w:tcPr/>
+                <w:p>
+                  <w:pPr>
+                    <w:pStyle w:val="Compact"/>
+                  </w:pPr>
+                </w:p>
+              </w:tc>
+            </w:tr>
+            <w:tr>
+              <w:tc>
+                <w:tcPr/>
+                <w:p>
+                  <w:pPr>
+                    <w:pStyle w:val="Compact"/>
+                    <w:jc w:val="left"/>
+                    <w:jc w:val="center"/>
+                  </w:pPr>
+                  <w:r>
+                    <w:t xml:space="preserve">4. NEP</w:t>
+                  </w:r>
+                </w:p>
+              </w:tc>
+              <w:tc>
+                <w:tcPr/>
+                <w:p>
+                  <w:pPr>
+                    <w:pStyle w:val="Compact"/>
+                    <w:jc w:val="right"/>
+                    <w:jc w:val="center"/>
+                  </w:pPr>
+                  <w:r>
+                    <w:t xml:space="preserve">3.43</w:t>
+                  </w:r>
+                </w:p>
+              </w:tc>
+              <w:tc>
+                <w:tcPr/>
+                <w:p>
+                  <w:pPr>
+                    <w:pStyle w:val="Compact"/>
+                    <w:jc w:val="right"/>
+                    <w:jc w:val="center"/>
+                  </w:pPr>
+                  <w:r>
+                    <w:t xml:space="preserve">0.62</w:t>
+                  </w:r>
+                </w:p>
+              </w:tc>
+              <w:tc>
+                <w:tcPr/>
+                <w:p>
+                  <w:pPr>
+                    <w:pStyle w:val="Compact"/>
+                    <w:jc w:val="right"/>
+                    <w:jc w:val="center"/>
+                  </w:pPr>
+                  <w:r>
+                    <w:t xml:space="preserve">1.40</w:t>
+                  </w:r>
+                </w:p>
+              </w:tc>
+              <w:tc>
+                <w:tcPr/>
+                <w:p>
+                  <w:pPr>
+                    <w:pStyle w:val="Compact"/>
+                    <w:jc w:val="right"/>
+                    <w:jc w:val="center"/>
+                  </w:pPr>
+                  <w:r>
+                    <w:t xml:space="preserve">5</w:t>
+                  </w:r>
+                </w:p>
+              </w:tc>
+              <w:tc>
+                <w:tcPr/>
+                <w:p>
+                  <w:pPr>
+                    <w:pStyle w:val="Compact"/>
+                    <w:jc w:val="right"/>
+                    <w:jc w:val="center"/>
+                  </w:pPr>
+                  <w:r>
+                    <w:t xml:space="preserve">0.26</w:t>
+                  </w:r>
+                </w:p>
+              </w:tc>
+              <w:tc>
+                <w:tcPr/>
+                <w:p>
+                  <w:pPr>
+                    <w:pStyle w:val="Compact"/>
+                    <w:jc w:val="right"/>
+                    <w:jc w:val="center"/>
+                  </w:pPr>
+                  <w:r>
+                    <w:t xml:space="preserve">0.17</w:t>
+                  </w:r>
+                </w:p>
+              </w:tc>
+              <w:tc>
+                <w:tcPr/>
+                <w:p>
+                  <w:pPr>
+                    <w:pStyle w:val="Compact"/>
+                    <w:jc w:val="right"/>
+                    <w:jc w:val="center"/>
+                  </w:pPr>
+                  <w:r>
+                    <w:t xml:space="preserve">0.30</w:t>
+                  </w:r>
+                </w:p>
+              </w:tc>
+              <w:tc>
+                <w:tcPr/>
+                <w:p>
+                  <w:pPr>
+                    <w:pStyle w:val="Compact"/>
+                  </w:pPr>
+                </w:p>
+              </w:tc>
+              <w:tc>
+                <w:tcPr/>
+                <w:p>
+                  <w:pPr>
+                    <w:pStyle w:val="Compact"/>
+                  </w:pPr>
+                </w:p>
+              </w:tc>
+              <w:tc>
+                <w:tcPr/>
+                <w:p>
+                  <w:pPr>
+                    <w:pStyle w:val="Compact"/>
+                  </w:pPr>
+                </w:p>
+              </w:tc>
+              <w:tc>
+                <w:tcPr/>
+                <w:p>
+                  <w:pPr>
+                    <w:pStyle w:val="Compact"/>
+                  </w:pPr>
+                </w:p>
+              </w:tc>
+              <w:tc>
+                <w:tcPr/>
+                <w:p>
+                  <w:pPr>
+                    <w:pStyle w:val="Compact"/>
+                  </w:pPr>
+                </w:p>
+              </w:tc>
+            </w:tr>
+            <w:tr>
+              <w:tc>
+                <w:tcPr/>
+                <w:p>
+                  <w:pPr>
+                    <w:pStyle w:val="Compact"/>
+                    <w:jc w:val="left"/>
+                    <w:jc w:val="center"/>
+                  </w:pPr>
+                  <w:r>
+                    <w:t xml:space="preserve">5. CNS</w:t>
+                  </w:r>
+                </w:p>
+              </w:tc>
+              <w:tc>
+                <w:tcPr/>
+                <w:p>
+                  <w:pPr>
+                    <w:pStyle w:val="Compact"/>
+                    <w:jc w:val="right"/>
+                    <w:jc w:val="center"/>
+                  </w:pPr>
+                  <w:r>
+                    <w:t xml:space="preserve">3.54</w:t>
+                  </w:r>
+                </w:p>
+              </w:tc>
+              <w:tc>
+                <w:tcPr/>
+                <w:p>
+                  <w:pPr>
+                    <w:pStyle w:val="Compact"/>
+                    <w:jc w:val="right"/>
+                    <w:jc w:val="center"/>
+                  </w:pPr>
+                  <w:r>
+                    <w:t xml:space="preserve">0.53</w:t>
+                  </w:r>
+                </w:p>
+              </w:tc>
+              <w:tc>
+                <w:tcPr/>
+                <w:p>
+                  <w:pPr>
+                    <w:pStyle w:val="Compact"/>
+                    <w:jc w:val="right"/>
+                    <w:jc w:val="center"/>
+                  </w:pPr>
+                  <w:r>
+                    <w:t xml:space="preserve">1.71</w:t>
+                  </w:r>
+                </w:p>
+              </w:tc>
+              <w:tc>
+                <w:tcPr/>
+                <w:p>
+                  <w:pPr>
+                    <w:pStyle w:val="Compact"/>
+                    <w:jc w:val="right"/>
+                    <w:jc w:val="center"/>
+                  </w:pPr>
+                  <w:r>
+                    <w:t xml:space="preserve">5</w:t>
+                  </w:r>
+                </w:p>
+              </w:tc>
+              <w:tc>
+                <w:tcPr/>
+                <w:p>
+                  <w:pPr>
+                    <w:pStyle w:val="Compact"/>
+                    <w:jc w:val="right"/>
+                    <w:jc w:val="center"/>
+                  </w:pPr>
+                  <w:r>
+                    <w:t xml:space="preserve">0.46</w:t>
+                  </w:r>
+                </w:p>
+              </w:tc>
+              <w:tc>
+                <w:tcPr/>
+                <w:p>
+                  <w:pPr>
+                    <w:pStyle w:val="Compact"/>
+                    <w:jc w:val="right"/>
+                    <w:jc w:val="center"/>
+                  </w:pPr>
+                  <w:r>
+                    <w:t xml:space="preserve">0.36</w:t>
+                  </w:r>
+                </w:p>
+              </w:tc>
+              <w:tc>
+                <w:tcPr/>
+                <w:p>
+                  <w:pPr>
+                    <w:pStyle w:val="Compact"/>
+                    <w:jc w:val="right"/>
+                    <w:jc w:val="center"/>
+                  </w:pPr>
+                  <w:r>
+                    <w:t xml:space="preserve">0.43</w:t>
+                  </w:r>
+                </w:p>
+              </w:tc>
+              <w:tc>
+                <w:tcPr/>
+                <w:p>
+                  <w:pPr>
+                    <w:pStyle w:val="Compact"/>
+                    <w:jc w:val="right"/>
+                    <w:jc w:val="center"/>
+                  </w:pPr>
+                  <w:r>
+                    <w:t xml:space="preserve">0.45</w:t>
+                  </w:r>
+                </w:p>
+              </w:tc>
+              <w:tc>
+                <w:tcPr/>
+                <w:p>
+                  <w:pPr>
+                    <w:pStyle w:val="Compact"/>
+                  </w:pPr>
+                </w:p>
+              </w:tc>
+              <w:tc>
+                <w:tcPr/>
+                <w:p>
+                  <w:pPr>
+                    <w:pStyle w:val="Compact"/>
+                  </w:pPr>
+                </w:p>
+              </w:tc>
+              <w:tc>
+                <w:tcPr/>
+                <w:p>
+                  <w:pPr>
+                    <w:pStyle w:val="Compact"/>
+                  </w:pPr>
+                </w:p>
+              </w:tc>
+              <w:tc>
+                <w:tcPr/>
+                <w:p>
+                  <w:pPr>
+                    <w:pStyle w:val="Compact"/>
+                  </w:pPr>
+                </w:p>
+              </w:tc>
+            </w:tr>
+            <w:tr>
+              <w:tc>
+                <w:tcPr/>
+                <w:p>
+                  <w:pPr>
+                    <w:pStyle w:val="Compact"/>
+                    <w:jc w:val="left"/>
+                    <w:jc w:val="center"/>
+                  </w:pPr>
+                  <w:r>
+                    <w:t xml:space="preserve">6. Ideology (lib-con)</w:t>
+                  </w:r>
+                </w:p>
+              </w:tc>
+              <w:tc>
+                <w:tcPr/>
+                <w:p>
+                  <w:pPr>
+                    <w:pStyle w:val="Compact"/>
+                    <w:jc w:val="right"/>
+                    <w:jc w:val="center"/>
+                  </w:pPr>
+                  <w:r>
+                    <w:t xml:space="preserve">3.84</w:t>
+                  </w:r>
+                </w:p>
+              </w:tc>
+              <w:tc>
+                <w:tcPr/>
+                <w:p>
+                  <w:pPr>
+                    <w:pStyle w:val="Compact"/>
+                    <w:jc w:val="right"/>
+                    <w:jc w:val="center"/>
+                  </w:pPr>
+                  <w:r>
+                    <w:t xml:space="preserve">1.62</w:t>
+                  </w:r>
+                </w:p>
+              </w:tc>
+              <w:tc>
+                <w:tcPr/>
+                <w:p>
+                  <w:pPr>
+                    <w:pStyle w:val="Compact"/>
+                    <w:jc w:val="right"/>
+                    <w:jc w:val="center"/>
+                  </w:pPr>
+                  <w:r>
+                    <w:t xml:space="preserve">1.00</w:t>
+                  </w:r>
+                </w:p>
+              </w:tc>
+              <w:tc>
+                <w:tcPr/>
+                <w:p>
+                  <w:pPr>
+                    <w:pStyle w:val="Compact"/>
+                    <w:jc w:val="right"/>
+                    <w:jc w:val="center"/>
+                  </w:pPr>
+                  <w:r>
+                    <w:t xml:space="preserve">7</w:t>
+                  </w:r>
+                </w:p>
+              </w:tc>
+              <w:tc>
+                <w:tcPr/>
+                <w:p>
+                  <w:pPr>
+                    <w:pStyle w:val="Compact"/>
+                    <w:jc w:val="right"/>
+                    <w:jc w:val="center"/>
+                  </w:pPr>
+                  <w:r>
+                    <w:t xml:space="preserve">-0.28</w:t>
+                  </w:r>
+                </w:p>
+              </w:tc>
+              <w:tc>
+                <w:tcPr/>
+                <w:p>
+                  <w:pPr>
+                    <w:pStyle w:val="Compact"/>
+                    <w:jc w:val="right"/>
+                    <w:jc w:val="center"/>
+                  </w:pPr>
+                  <w:r>
+                    <w:t xml:space="preserve">-0.28</w:t>
+                  </w:r>
+                </w:p>
+              </w:tc>
+              <w:tc>
+                <w:tcPr/>
+                <w:p>
+                  <w:pPr>
+                    <w:pStyle w:val="Compact"/>
+                    <w:jc w:val="right"/>
+                    <w:jc w:val="center"/>
+                  </w:pPr>
+                  <w:r>
+                    <w:t xml:space="preserve">-0.17</w:t>
+                  </w:r>
+                </w:p>
+              </w:tc>
+              <w:tc>
+                <w:tcPr/>
+                <w:p>
+                  <w:pPr>
+                    <w:pStyle w:val="Compact"/>
+                    <w:jc w:val="right"/>
+                    <w:jc w:val="center"/>
+                  </w:pPr>
+                  <w:r>
+                    <w:t xml:space="preserve">-0.37</w:t>
+                  </w:r>
+                </w:p>
+              </w:tc>
+              <w:tc>
+                <w:tcPr/>
+                <w:p>
+                  <w:pPr>
+                    <w:pStyle w:val="Compact"/>
+                    <w:jc w:val="right"/>
+                    <w:jc w:val="center"/>
+                  </w:pPr>
+                  <w:r>
+                    <w:t xml:space="preserve">-0.26</w:t>
+                  </w:r>
+                </w:p>
+              </w:tc>
+              <w:tc>
+                <w:tcPr/>
+                <w:p>
+                  <w:pPr>
+                    <w:pStyle w:val="Compact"/>
+                  </w:pPr>
+                </w:p>
+              </w:tc>
+              <w:tc>
+                <w:tcPr/>
+                <w:p>
+                  <w:pPr>
+                    <w:pStyle w:val="Compact"/>
+                  </w:pPr>
+                </w:p>
+              </w:tc>
+              <w:tc>
+                <w:tcPr/>
+                <w:p>
+                  <w:pPr>
+                    <w:pStyle w:val="Compact"/>
+                  </w:pPr>
+                </w:p>
+              </w:tc>
+            </w:tr>
+            <w:tr>
+              <w:tc>
+                <w:tcPr/>
+                <w:p>
+                  <w:pPr>
+                    <w:pStyle w:val="Compact"/>
+                    <w:jc w:val="left"/>
+                    <w:jc w:val="center"/>
+                  </w:pPr>
+                  <w:r>
+                    <w:t xml:space="preserve">7. Environmentalist identity</w:t>
+                  </w:r>
+                </w:p>
+              </w:tc>
+              <w:tc>
+                <w:tcPr/>
+                <w:p>
+                  <w:pPr>
+                    <w:pStyle w:val="Compact"/>
+                    <w:jc w:val="right"/>
+                    <w:jc w:val="center"/>
+                  </w:pPr>
+                  <w:r>
+                    <w:t xml:space="preserve">0.24</w:t>
+                  </w:r>
+                </w:p>
+              </w:tc>
+              <w:tc>
+                <w:tcPr/>
+                <w:p>
+                  <w:pPr>
+                    <w:pStyle w:val="Compact"/>
+                    <w:jc w:val="right"/>
+                    <w:jc w:val="center"/>
+                  </w:pPr>
+                  <w:r>
+                    <w:t xml:space="preserve">0.43</w:t>
+                  </w:r>
+                </w:p>
+              </w:tc>
+              <w:tc>
+                <w:tcPr/>
+                <w:p>
+                  <w:pPr>
+                    <w:pStyle w:val="Compact"/>
+                    <w:jc w:val="right"/>
+                    <w:jc w:val="center"/>
+                  </w:pPr>
+                  <w:r>
+                    <w:t xml:space="preserve">0.00</w:t>
+                  </w:r>
+                </w:p>
+              </w:tc>
+              <w:tc>
+                <w:tcPr/>
+                <w:p>
+                  <w:pPr>
+                    <w:pStyle w:val="Compact"/>
+                    <w:jc w:val="right"/>
+                    <w:jc w:val="center"/>
+                  </w:pPr>
+                  <w:r>
+                    <w:t xml:space="preserve">1</w:t>
+                  </w:r>
+                </w:p>
+              </w:tc>
+              <w:tc>
+                <w:tcPr/>
+                <w:p>
+                  <w:pPr>
+                    <w:pStyle w:val="Compact"/>
+                    <w:jc w:val="right"/>
+                    <w:jc w:val="center"/>
+                  </w:pPr>
+                  <w:r>
+                    <w:t xml:space="preserve">0.43</w:t>
+                  </w:r>
+                </w:p>
+              </w:tc>
+              <w:tc>
+                <w:tcPr/>
+                <w:p>
+                  <w:pPr>
+                    <w:pStyle w:val="Compact"/>
+                    <w:jc w:val="right"/>
+                    <w:jc w:val="center"/>
+                  </w:pPr>
+                  <w:r>
+                    <w:t xml:space="preserve">0.46</w:t>
+                  </w:r>
+                </w:p>
+              </w:tc>
+              <w:tc>
+                <w:tcPr/>
+                <w:p>
+                  <w:pPr>
+                    <w:pStyle w:val="Compact"/>
+                    <w:jc w:val="right"/>
+                    <w:jc w:val="center"/>
+                  </w:pPr>
+                  <w:r>
+                    <w:t xml:space="preserve">0.20</w:t>
+                  </w:r>
+                </w:p>
+              </w:tc>
+              <w:tc>
+                <w:tcPr/>
+                <w:p>
+                  <w:pPr>
+                    <w:pStyle w:val="Compact"/>
+                    <w:jc w:val="right"/>
+                    <w:jc w:val="center"/>
+                  </w:pPr>
+                  <w:r>
+                    <w:t xml:space="preserve">0.16</w:t>
+                  </w:r>
+                </w:p>
+              </w:tc>
+              <w:tc>
+                <w:tcPr/>
+                <w:p>
+                  <w:pPr>
+                    <w:pStyle w:val="Compact"/>
+                    <w:jc w:val="right"/>
+                    <w:jc w:val="center"/>
+                  </w:pPr>
+                  <w:r>
+                    <w:t xml:space="preserve">0.32</w:t>
+                  </w:r>
+                </w:p>
+              </w:tc>
+              <w:tc>
+                <w:tcPr/>
+                <w:p>
+                  <w:pPr>
+                    <w:pStyle w:val="Compact"/>
+                    <w:jc w:val="right"/>
+                    <w:jc w:val="center"/>
+                  </w:pPr>
+                  <w:r>
+                    <w:t xml:space="preserve">-0.27</w:t>
+                  </w:r>
+                </w:p>
+              </w:tc>
+              <w:tc>
+                <w:tcPr/>
+                <w:p>
+                  <w:pPr>
+                    <w:pStyle w:val="Compact"/>
+                  </w:pPr>
+                </w:p>
+              </w:tc>
+              <w:tc>
+                <w:tcPr/>
+                <w:p>
+                  <w:pPr>
+                    <w:pStyle w:val="Compact"/>
+                  </w:pPr>
+                </w:p>
+              </w:tc>
+            </w:tr>
+            <w:tr>
+              <w:tc>
+                <w:tcPr/>
+                <w:p>
+                  <w:pPr>
+                    <w:pStyle w:val="Compact"/>
+                    <w:jc w:val="left"/>
+                    <w:jc w:val="center"/>
+                  </w:pPr>
+                  <w:r>
+                    <w:t xml:space="preserve">8. Env. movement identity</w:t>
+                  </w:r>
+                </w:p>
+              </w:tc>
+              <w:tc>
+                <w:tcPr/>
+                <w:p>
+                  <w:pPr>
+                    <w:pStyle w:val="Compact"/>
+                    <w:jc w:val="right"/>
+                    <w:jc w:val="center"/>
+                  </w:pPr>
+                  <w:r>
+                    <w:t xml:space="preserve">2.73</w:t>
+                  </w:r>
+                </w:p>
+              </w:tc>
+              <w:tc>
+                <w:tcPr/>
+                <w:p>
+                  <w:pPr>
+                    <w:pStyle w:val="Compact"/>
+                    <w:jc w:val="right"/>
+                    <w:jc w:val="center"/>
+                  </w:pPr>
+                  <w:r>
+                    <w:t xml:space="preserve">0.74</w:t>
+                  </w:r>
+                </w:p>
+              </w:tc>
+              <w:tc>
+                <w:tcPr/>
+                <w:p>
+                  <w:pPr>
+                    <w:pStyle w:val="Compact"/>
+                    <w:jc w:val="right"/>
+                    <w:jc w:val="center"/>
+                  </w:pPr>
+                  <w:r>
+                    <w:t xml:space="preserve">1.00</w:t>
+                  </w:r>
+                </w:p>
+              </w:tc>
+              <w:tc>
+                <w:tcPr/>
+                <w:p>
+                  <w:pPr>
+                    <w:pStyle w:val="Compact"/>
+                    <w:jc w:val="right"/>
+                    <w:jc w:val="center"/>
+                  </w:pPr>
+                  <w:r>
+                    <w:t xml:space="preserve">4</w:t>
+                  </w:r>
+                </w:p>
+              </w:tc>
+              <w:tc>
+                <w:tcPr/>
+                <w:p>
+                  <w:pPr>
+                    <w:pStyle w:val="Compact"/>
+                    <w:jc w:val="right"/>
+                    <w:jc w:val="center"/>
+                  </w:pPr>
+                  <w:r>
+                    <w:t xml:space="preserve">0.38</w:t>
+                  </w:r>
+                </w:p>
+              </w:tc>
+              <w:tc>
+                <w:tcPr/>
+                <w:p>
+                  <w:pPr>
+                    <w:pStyle w:val="Compact"/>
+                    <w:jc w:val="right"/>
+                    <w:jc w:val="center"/>
+                  </w:pPr>
+                  <w:r>
+                    <w:t xml:space="preserve">0.30</w:t>
+                  </w:r>
+                </w:p>
+              </w:tc>
+              <w:tc>
+                <w:tcPr/>
+                <w:p>
+                  <w:pPr>
+                    <w:pStyle w:val="Compact"/>
+                    <w:jc w:val="right"/>
+                    <w:jc w:val="center"/>
+                  </w:pPr>
+                  <w:r>
+                    <w:t xml:space="preserve">0.35</w:t>
+                  </w:r>
+                </w:p>
+              </w:tc>
+              <w:tc>
+                <w:tcPr/>
+                <w:p>
+                  <w:pPr>
+                    <w:pStyle w:val="Compact"/>
+                    <w:jc w:val="right"/>
+                    <w:jc w:val="center"/>
+                  </w:pPr>
+                  <w:r>
+                    <w:t xml:space="preserve">0.46</w:t>
+                  </w:r>
+                </w:p>
+              </w:tc>
+              <w:tc>
+                <w:tcPr/>
+                <w:p>
+                  <w:pPr>
+                    <w:pStyle w:val="Compact"/>
+                    <w:jc w:val="right"/>
+                    <w:jc w:val="center"/>
+                  </w:pPr>
+                  <w:r>
+                    <w:t xml:space="preserve">0.41</w:t>
+                  </w:r>
+                </w:p>
+              </w:tc>
+              <w:tc>
+                <w:tcPr/>
+                <w:p>
+                  <w:pPr>
+                    <w:pStyle w:val="Compact"/>
+                    <w:jc w:val="right"/>
+                    <w:jc w:val="center"/>
+                  </w:pPr>
+                  <w:r>
+                    <w:t xml:space="preserve">-0.31</w:t>
+                  </w:r>
+                </w:p>
+              </w:tc>
+              <w:tc>
+                <w:tcPr/>
+                <w:p>
+                  <w:pPr>
+                    <w:pStyle w:val="Compact"/>
+                    <w:jc w:val="right"/>
+                    <w:jc w:val="center"/>
+                  </w:pPr>
+                  <w:r>
+                    <w:t xml:space="preserve">0.3</w:t>
+                  </w:r>
+                </w:p>
+              </w:tc>
+              <w:tc>
+                <w:tcPr/>
+                <w:p>
+                  <w:pPr>
+                    <w:pStyle w:val="Compact"/>
+                  </w:pPr>
+                </w:p>
+              </w:tc>
+            </w:tr>
+          </w:tbl>
+          <w:bookmarkEnd w:id="13"/>
+          <w:p/>
+        </w:tc>
+      </w:tr>
+    </w:tbl>
+    <w:bookmarkEnd w:id="14"/>
+    <w:bookmarkStart w:id="27" w:name="results"/>
+    <w:p>
+      <w:pPr>
+        <w:pStyle w:val="Heading2"/>
+      </w:pPr>
+      <w:r>
+        <w:t xml:space="preserve">Results</w:t>
+      </w:r>
+    </w:p>
+    <w:bookmarkStart w:id="19" w:name="environmental-belief-system-network"/>
+    <w:p>
+      <w:pPr>
+        <w:pStyle w:val="Heading3"/>
+      </w:pPr>
+      <w:r>
+        <w:t xml:space="preserve">Environmental Belief System Network</w:t>
+      </w:r>
+    </w:p>
+    <w:tbl>
+      <w:tblPr>
+        <w:tblStyle w:val="Table"/>
+        <w:tblW w:type="pct" w:w="5000"/>
+        <w:tblLayout w:type="fixed"/>
+        <w:tblLook w:firstRow="0" w:lastRow="0" w:firstColumn="0" w:lastColumn="0" w:noHBand="0" w:noVBand="0" w:val="0000"/>
+      </w:tblPr>
+      <w:tblGrid>
+        <w:gridCol w:w="7920"/>
+      </w:tblGrid>
+      <w:tr>
+        <w:tc>
+          <w:tcPr/>
+          <w:bookmarkStart w:id="18" w:name="fig-envNetwork"/>
           <w:p>
             <w:pPr>
               <w:jc w:val="center"/>
@@ -278,18 +1676,18 @@
                 <wp:inline>
                   <wp:extent cx="5334000" cy="4267200"/>
                   <wp:effectExtent b="0" l="0" r="0" t="0"/>
-                  <wp:docPr descr="" title="" id="17" name="Picture"/>
+                  <wp:docPr descr="" title="" id="16" name="Picture"/>
                   <a:graphic>
                     <a:graphicData uri="http://schemas.openxmlformats.org/drawingml/2006/picture">
                       <pic:pic>
                         <pic:nvPicPr>
-                          <pic:cNvPr descr="environ-beliefs_files/figure-docx/fig-envNetwork-1.png" id="18" name="Picture"/>
+                          <pic:cNvPr descr="environ-beliefs_files/figure-docx/fig-envNetwork-1.png" id="17" name="Picture"/>
                           <pic:cNvPicPr>
                             <a:picLocks noChangeArrowheads="1" noChangeAspect="1"/>
                           </pic:cNvPicPr>
                         </pic:nvPicPr>
                         <pic:blipFill>
-                          <a:blip r:embed="rId16"/>
+                          <a:blip r:embed="rId15"/>
                           <a:stretch>
                             <a:fillRect/>
                           </a:stretch>
@@ -316,15 +1714,15 @@
               </w:drawing>
             </w:r>
           </w:p>
-          <w:bookmarkEnd w:id="19"/>
+          <w:bookmarkEnd w:id="18"/>
         </w:tc>
       </w:tr>
     </w:tbl>
-    <w:bookmarkEnd w:id="20"/>
-    <w:bookmarkStart w:id="25" w:name="X529939c2a4a1986931c1ccf9b2f145d9b28852f"/>
+    <w:bookmarkEnd w:id="19"/>
+    <w:bookmarkStart w:id="24" w:name="X529939c2a4a1986931c1ccf9b2f145d9b28852f"/>
     <w:p>
       <w:pPr>
-        <w:pStyle w:val="Heading2"/>
+        <w:pStyle w:val="Heading3"/>
       </w:pPr>
       <w:r>
         <w:t xml:space="preserve">Environmental Belief System Network with Behavior</w:t>
@@ -343,7 +1741,7 @@
       <w:tr>
         <w:tc>
           <w:tcPr/>
-          <w:bookmarkStart w:id="24" w:name="fig-combineNetwork2"/>
+          <w:bookmarkStart w:id="23" w:name="fig-combineNetwork2"/>
           <w:p>
             <w:pPr>
               <w:jc w:val="center"/>
@@ -367,18 +1765,18 @@
                 <wp:inline>
                   <wp:extent cx="5334000" cy="4267200"/>
                   <wp:effectExtent b="0" l="0" r="0" t="0"/>
-                  <wp:docPr descr="" title="" id="22" name="Picture"/>
+                  <wp:docPr descr="" title="" id="21" name="Picture"/>
                   <a:graphic>
                     <a:graphicData uri="http://schemas.openxmlformats.org/drawingml/2006/picture">
                       <pic:pic>
                         <pic:nvPicPr>
-                          <pic:cNvPr descr="environ-beliefs_files/figure-docx/fig-combineNetwork2-1.png" id="23" name="Picture"/>
+                          <pic:cNvPr descr="environ-beliefs_files/figure-docx/fig-combineNetwork2-1.png" id="22" name="Picture"/>
                           <pic:cNvPicPr>
                             <a:picLocks noChangeArrowheads="1" noChangeAspect="1"/>
                           </pic:cNvPicPr>
                         </pic:nvPicPr>
                         <pic:blipFill>
-                          <a:blip r:embed="rId21"/>
+                          <a:blip r:embed="rId20"/>
                           <a:stretch>
                             <a:fillRect/>
                           </a:stretch>
@@ -405,42 +1803,963 @@
               </w:drawing>
             </w:r>
           </w:p>
-          <w:bookmarkEnd w:id="24"/>
+          <w:bookmarkEnd w:id="23"/>
+        </w:tc>
+      </w:tr>
+    </w:tbl>
+    <w:bookmarkEnd w:id="24"/>
+    <w:bookmarkStart w:id="26" w:name="shortest-paths-from-beliefs-to-behavior"/>
+    <w:p>
+      <w:pPr>
+        <w:pStyle w:val="Heading3"/>
+      </w:pPr>
+      <w:r>
+        <w:t xml:space="preserve">Shortest paths from beliefs to behavior</w:t>
+      </w:r>
+    </w:p>
+    <w:tbl>
+      <w:tblPr>
+        <w:tblStyle w:val="Table"/>
+        <w:tblW w:type="pct" w:w="5000"/>
+        <w:tblLayout w:type="fixed"/>
+        <w:tblLook w:firstRow="0" w:lastRow="0" w:firstColumn="0" w:lastColumn="0" w:noHBand="0" w:noVBand="0" w:val="0000"/>
+      </w:tblPr>
+      <w:tblGrid>
+        <w:gridCol w:w="7920"/>
+      </w:tblGrid>
+      <w:tr>
+        <w:tc>
+          <w:tcPr/>
+          <w:bookmarkStart w:id="25" w:name="tbl-spl"/>
+          <w:p>
+            <w:pPr>
+              <w:jc w:val="center"/>
+            </w:pPr>
+            <w:pPr>
+              <w:jc w:val="left"/>
+              <w:spacing w:before="200"/>
+              <w:pStyle w:val="ImageCaption"/>
+            </w:pPr>
+            <w:r>
+              <w:t xml:space="preserve">Table 2: Weighted shortest-path distance (Dijkstra on 1 / |edge weight|) from each belief node to the public and private behavior nodes, with 95 percent bootstrap percentile intervals from 1,000 resamples. Rows ordered by mean distance, and a smaller distance indicates a belief closer to behavior.</w:t>
+            </w:r>
+          </w:p>
+          <w:tbl>
+            <w:tblPr>
+              <w:tblStyle w:val="Table"/>
+              <w:tblW w:type="auto" w:w="0"/>
+              <w:tblLook w:firstRow="1" w:lastRow="0" w:firstColumn="0" w:lastColumn="0" w:noHBand="0" w:noVBand="0" w:val="0020"/>
+            </w:tblPr>
+            <w:tblGrid>
+              <w:gridCol w:w="1980"/>
+              <w:gridCol w:w="1980"/>
+              <w:gridCol w:w="1980"/>
+              <w:gridCol w:w="1980"/>
+            </w:tblGrid>
+            <w:tr>
+              <w:trPr>
+                <w:tblHeader w:val="on"/>
+              </w:trPr>
+              <w:tc>
+                <w:tcPr/>
+                <w:p>
+                  <w:pPr>
+                    <w:pStyle w:val="Compact"/>
+                    <w:jc w:val="left"/>
+                    <w:jc w:val="center"/>
+                  </w:pPr>
+                  <w:r>
+                    <w:t xml:space="preserve">Belief</w:t>
+                  </w:r>
+                </w:p>
+              </w:tc>
+              <w:tc>
+                <w:tcPr/>
+                <w:p>
+                  <w:pPr>
+                    <w:pStyle w:val="Compact"/>
+                    <w:jc w:val="left"/>
+                    <w:jc w:val="center"/>
+                  </w:pPr>
+                  <w:r>
+                    <w:t xml:space="preserve">To public</w:t>
+                  </w:r>
+                </w:p>
+              </w:tc>
+              <w:tc>
+                <w:tcPr/>
+                <w:p>
+                  <w:pPr>
+                    <w:pStyle w:val="Compact"/>
+                    <w:jc w:val="left"/>
+                    <w:jc w:val="center"/>
+                  </w:pPr>
+                  <w:r>
+                    <w:t xml:space="preserve">To private</w:t>
+                  </w:r>
+                </w:p>
+              </w:tc>
+              <w:tc>
+                <w:tcPr/>
+                <w:p>
+                  <w:pPr>
+                    <w:pStyle w:val="Compact"/>
+                    <w:jc w:val="right"/>
+                    <w:jc w:val="center"/>
+                  </w:pPr>
+                  <w:r>
+                    <w:t xml:space="preserve">Mean distance</w:t>
+                  </w:r>
+                </w:p>
+              </w:tc>
+            </w:tr>
+            <w:tr>
+              <w:tc>
+                <w:tcPr/>
+                <w:p>
+                  <w:pPr>
+                    <w:pStyle w:val="Compact"/>
+                    <w:jc w:val="left"/>
+                    <w:jc w:val="center"/>
+                  </w:pPr>
+                  <w:r>
+                    <w:t xml:space="preserve">environmentalist</w:t>
+                  </w:r>
+                </w:p>
+              </w:tc>
+              <w:tc>
+                <w:tcPr/>
+                <w:p>
+                  <w:pPr>
+                    <w:pStyle w:val="Compact"/>
+                    <w:jc w:val="left"/>
+                    <w:jc w:val="center"/>
+                  </w:pPr>
+                  <w:r>
+                    <w:t xml:space="preserve">2.7 [2.3, 3.5]</w:t>
+                  </w:r>
+                </w:p>
+              </w:tc>
+              <w:tc>
+                <w:tcPr/>
+                <w:p>
+                  <w:pPr>
+                    <w:pStyle w:val="Compact"/>
+                    <w:jc w:val="left"/>
+                    <w:jc w:val="center"/>
+                  </w:pPr>
+                  <w:r>
+                    <w:t xml:space="preserve">7.3 [6.2, 8.6]</w:t>
+                  </w:r>
+                </w:p>
+              </w:tc>
+              <w:tc>
+                <w:tcPr/>
+                <w:p>
+                  <w:pPr>
+                    <w:pStyle w:val="Compact"/>
+                    <w:jc w:val="right"/>
+                    <w:jc w:val="center"/>
+                  </w:pPr>
+                  <w:r>
+                    <w:t xml:space="preserve">5.0</w:t>
+                  </w:r>
+                </w:p>
+              </w:tc>
+            </w:tr>
+            <w:tr>
+              <w:tc>
+                <w:tcPr/>
+                <w:p>
+                  <w:pPr>
+                    <w:pStyle w:val="Compact"/>
+                    <w:jc w:val="left"/>
+                    <w:jc w:val="center"/>
+                  </w:pPr>
+                  <w:r>
+                    <w:t xml:space="preserve">CNS</w:t>
+                  </w:r>
+                </w:p>
+              </w:tc>
+              <w:tc>
+                <w:tcPr/>
+                <w:p>
+                  <w:pPr>
+                    <w:pStyle w:val="Compact"/>
+                    <w:jc w:val="left"/>
+                    <w:jc w:val="center"/>
+                  </w:pPr>
+                  <w:r>
+                    <w:t xml:space="preserve">7.0 [5.8, 8.8]</w:t>
+                  </w:r>
+                </w:p>
+              </w:tc>
+              <w:tc>
+                <w:tcPr/>
+                <w:p>
+                  <w:pPr>
+                    <w:pStyle w:val="Compact"/>
+                    <w:jc w:val="left"/>
+                    <w:jc w:val="center"/>
+                  </w:pPr>
+                  <w:r>
+                    <w:t xml:space="preserve">3.8 [3.1, 5.2]</w:t>
+                  </w:r>
+                </w:p>
+              </w:tc>
+              <w:tc>
+                <w:tcPr/>
+                <w:p>
+                  <w:pPr>
+                    <w:pStyle w:val="Compact"/>
+                    <w:jc w:val="right"/>
+                    <w:jc w:val="center"/>
+                  </w:pPr>
+                  <w:r>
+                    <w:t xml:space="preserve">5.4</w:t>
+                  </w:r>
+                </w:p>
+              </w:tc>
+            </w:tr>
+            <w:tr>
+              <w:tc>
+                <w:tcPr/>
+                <w:p>
+                  <w:pPr>
+                    <w:pStyle w:val="Compact"/>
+                    <w:jc w:val="left"/>
+                    <w:jc w:val="center"/>
+                  </w:pPr>
+                  <w:r>
+                    <w:t xml:space="preserve">enviro.move</w:t>
+                  </w:r>
+                </w:p>
+              </w:tc>
+              <w:tc>
+                <w:tcPr/>
+                <w:p>
+                  <w:pPr>
+                    <w:pStyle w:val="Compact"/>
+                    <w:jc w:val="left"/>
+                    <w:jc w:val="center"/>
+                  </w:pPr>
+                  <w:r>
+                    <w:t xml:space="preserve">7.2 [5.8, 10.3]</w:t>
+                  </w:r>
+                </w:p>
+              </w:tc>
+              <w:tc>
+                <w:tcPr/>
+                <w:p>
+                  <w:pPr>
+                    <w:pStyle w:val="Compact"/>
+                    <w:jc w:val="left"/>
+                    <w:jc w:val="center"/>
+                  </w:pPr>
+                  <w:r>
+                    <w:t xml:space="preserve">5.4 [4.0, 9.2]</w:t>
+                  </w:r>
+                </w:p>
+              </w:tc>
+              <w:tc>
+                <w:tcPr/>
+                <w:p>
+                  <w:pPr>
+                    <w:pStyle w:val="Compact"/>
+                    <w:jc w:val="right"/>
+                    <w:jc w:val="center"/>
+                  </w:pPr>
+                  <w:r>
+                    <w:t xml:space="preserve">6.3</w:t>
+                  </w:r>
+                </w:p>
+              </w:tc>
+            </w:tr>
+            <w:tr>
+              <w:tc>
+                <w:tcPr/>
+                <w:p>
+                  <w:pPr>
+                    <w:pStyle w:val="Compact"/>
+                    <w:jc w:val="left"/>
+                    <w:jc w:val="center"/>
+                  </w:pPr>
+                  <w:r>
+                    <w:t xml:space="preserve">NEP</w:t>
+                  </w:r>
+                </w:p>
+              </w:tc>
+              <w:tc>
+                <w:tcPr/>
+                <w:p>
+                  <w:pPr>
+                    <w:pStyle w:val="Compact"/>
+                    <w:jc w:val="left"/>
+                    <w:jc w:val="center"/>
+                  </w:pPr>
+                  <w:r>
+                    <w:t xml:space="preserve">10.5 [7.5, 11.9]</w:t>
+                  </w:r>
+                </w:p>
+              </w:tc>
+              <w:tc>
+                <w:tcPr/>
+                <w:p>
+                  <w:pPr>
+                    <w:pStyle w:val="Compact"/>
+                    <w:jc w:val="left"/>
+                    <w:jc w:val="center"/>
+                  </w:pPr>
+                  <w:r>
+                    <w:t xml:space="preserve">7.7 [6.4, 8.8]</w:t>
+                  </w:r>
+                </w:p>
+              </w:tc>
+              <w:tc>
+                <w:tcPr/>
+                <w:p>
+                  <w:pPr>
+                    <w:pStyle w:val="Compact"/>
+                    <w:jc w:val="right"/>
+                    <w:jc w:val="center"/>
+                  </w:pPr>
+                  <w:r>
+                    <w:t xml:space="preserve">9.1</w:t>
+                  </w:r>
+                </w:p>
+              </w:tc>
+            </w:tr>
+            <w:tr>
+              <w:tc>
+                <w:tcPr/>
+                <w:p>
+                  <w:pPr>
+                    <w:pStyle w:val="Compact"/>
+                    <w:jc w:val="left"/>
+                    <w:jc w:val="center"/>
+                  </w:pPr>
+                  <w:r>
+                    <w:t xml:space="preserve">Ideology</w:t>
+                  </w:r>
+                </w:p>
+              </w:tc>
+              <w:tc>
+                <w:tcPr/>
+                <w:p>
+                  <w:pPr>
+                    <w:pStyle w:val="Compact"/>
+                    <w:jc w:val="left"/>
+                    <w:jc w:val="center"/>
+                  </w:pPr>
+                  <w:r>
+                    <w:t xml:space="preserve">7.8 [5.7, 10.3]</w:t>
+                  </w:r>
+                </w:p>
+              </w:tc>
+              <w:tc>
+                <w:tcPr/>
+                <w:p>
+                  <w:pPr>
+                    <w:pStyle w:val="Compact"/>
+                    <w:jc w:val="left"/>
+                    <w:jc w:val="center"/>
+                  </w:pPr>
+                  <w:r>
+                    <w:t xml:space="preserve">11.6 [8.2, 13.0]</w:t>
+                  </w:r>
+                </w:p>
+              </w:tc>
+              <w:tc>
+                <w:tcPr/>
+                <w:p>
+                  <w:pPr>
+                    <w:pStyle w:val="Compact"/>
+                    <w:jc w:val="right"/>
+                    <w:jc w:val="center"/>
+                  </w:pPr>
+                  <w:r>
+                    <w:t xml:space="preserve">9.7</w:t>
+                  </w:r>
+                </w:p>
+              </w:tc>
+            </w:tr>
+          </w:tbl>
+          <w:bookmarkEnd w:id="25"/>
+          <w:p/>
+        </w:tc>
+      </w:tr>
+    </w:tbl>
+    <w:bookmarkEnd w:id="26"/>
+    <w:bookmarkEnd w:id="27"/>
+    <w:bookmarkEnd w:id="28"/>
+    <w:bookmarkStart w:id="36" w:name="study-2"/>
+    <w:p>
+      <w:pPr>
+        <w:pStyle w:val="Heading1"/>
+      </w:pPr>
+      <w:r>
+        <w:t xml:space="preserve">Study 2</w:t>
+      </w:r>
+    </w:p>
+    <w:bookmarkStart w:id="29" w:name="data-and-measures-1"/>
+    <w:p>
+      <w:pPr>
+        <w:pStyle w:val="Heading2"/>
+      </w:pPr>
+      <w:r>
+        <w:t xml:space="preserve">Data and Measures</w:t>
+      </w:r>
+    </w:p>
+    <w:p>
+      <w:pPr>
+        <w:pStyle w:val="FirstParagraph"/>
+      </w:pPr>
+      <w:r>
+        <w:t xml:space="preserve">For the second study I use data from the 2020 wave of the International Social Survey Programme (ISSP) environment module, which surveyed 44,100 respondents across 28 countries. The module repeats a set of environmental attitude and behavior items that have been fielded since 1993, and it allows the belief network approach to be examined outside the United States.</w:t>
+      </w:r>
+    </w:p>
+    <w:p>
+      <w:pPr>
+        <w:pStyle w:val="BodyText"/>
+      </w:pPr>
+      <w:r>
+        <w:t xml:space="preserve">The ISSP does not include the NEP or CNS scales, so I construct comparable belief measures from the module’s attitude items. Using exploratory graph analysis I identify four belief dimensions and score each as the mean of its items, oriented so that higher values indicate more pro-environmental positions. Environmental commitment combines concern about the environment with willingness to pay higher prices and taxes and a personal norm to act (α = 0.75). Ecological worldview captures low environmental and climate-change skepticism and is the closest available analog to the NEP (α = 0.76). Perceived threat is the mean of seven items rating the danger posed by specific environmental hazards (α = 0.80). Nature affinity combines enjoyment of nature with the frequency of outdoor leisure and is a thin analog to the CNS (α = 0.61). I also include a left-right ideology measure based on the party the respondent reports voting for. The supplemental materials describe the scale construction.</w:t>
+      </w:r>
+    </w:p>
+    <w:p>
+      <w:pPr>
+        <w:pStyle w:val="BodyText"/>
+      </w:pPr>
+      <w:r>
+        <w:t xml:space="preserve">The dependent variable is again pro-environmental behavior, measured with the same public and private distinction used in Study 1. The ISSP asks about six behaviors with a close counterpart in the 2000 Gallup items. Public behavior is a count of four collective actions, membership in an environmental group, signing a petition, donating money, and taking part in a protest. Private behavior is a count of two household actions, recycling and avoiding environmentally harmful products. Exploratory graph analysis of the six items recovers this public-private grouping.</w:t>
+      </w:r>
+    </w:p>
+    <w:bookmarkEnd w:id="29"/>
+    <w:bookmarkStart w:id="35" w:name="results-1"/>
+    <w:p>
+      <w:pPr>
+        <w:pStyle w:val="Heading2"/>
+      </w:pPr>
+      <w:r>
+        <w:t xml:space="preserve">Results</w:t>
+      </w:r>
+    </w:p>
+    <w:p>
+      <w:pPr>
+        <w:pStyle w:val="FirstParagraph"/>
+      </w:pPr>
+      <w:r>
+        <w:t xml:space="preserve">I estimate a separate belief network for each of the 28 countries, following the Study 1 procedure, and compute the shortest path from each belief to the public and private behavior nodes. Figure 3 shows the networks for four countries that span the range of results. In Switzerland, the typical case, environmental commitment is closest to behavior. In the United States the ordering is close to a three-way tie among environmental commitment, ideology, and nature affinity. India and Australia are the two countries where a different belief, nature affinity and ideology respectively, has the shortest path.</w:t>
+      </w:r>
+    </w:p>
+    <w:p>
+      <w:pPr>
+        <w:pStyle w:val="BodyText"/>
+      </w:pPr>
+      <w:r>
+        <w:t xml:space="preserve">Table 3 reports the mean rank of each belief across countries, where a rank of one identifies the belief closest to behavior in a given country. The pattern matches Study 1. Environmental commitment has the shortest mean path to behavior in 24 of 28 countries, and ecological worldview is next. Perceived threat, nature affinity, and ideology are peripheral. A nonparametric bootstrap with 1,000 resamples per country shows that this ordering is stable. The belief identified as closest holds in a majority of resamples in 27 of 28 countries, so the cross-country regularity is not an artifact of a few unstable networks.</w:t>
+      </w:r>
+    </w:p>
+    <w:tbl>
+      <w:tblPr>
+        <w:tblStyle w:val="Table"/>
+        <w:tblW w:type="pct" w:w="5000"/>
+        <w:tblLayout w:type="fixed"/>
+        <w:tblLook w:firstRow="0" w:lastRow="0" w:firstColumn="0" w:lastColumn="0" w:noHBand="0" w:noVBand="0" w:val="0000"/>
+      </w:tblPr>
+      <w:tblGrid>
+        <w:gridCol w:w="7920"/>
+      </w:tblGrid>
+      <w:tr>
+        <w:tc>
+          <w:tcPr/>
+          <w:bookmarkStart w:id="33" w:name="fig-issp-networks"/>
+          <w:p>
+            <w:pPr>
+              <w:jc w:val="center"/>
+            </w:pPr>
+            <w:pPr>
+              <w:jc w:val="left"/>
+              <w:spacing w:before="200"/>
+              <w:pStyle w:val="ImageCaption"/>
+            </w:pPr>
+            <w:r>
+              <w:t xml:space="preserve">Figure 3: Belief networks for four illustrative Study 2 countries. Blue nodes are the belief measures (commit = environmental commitment, world = ecological worldview, threat = perceived threat, nature = nature affinity, L-R = left-right ideology), orange nodes are the public and private behavior indices. Solid edges are positive regularized partial correlations and dashed edges negative, with thicker edges indicating stronger associations.</w:t>
+            </w:r>
+          </w:p>
+          <w:p>
+            <w:pPr>
+              <w:pStyle w:val="Compact"/>
+              <w:jc w:val="center"/>
+            </w:pPr>
+            <w:r>
+              <w:drawing>
+                <wp:inline>
+                  <wp:extent cx="5334000" cy="5334000"/>
+                  <wp:effectExtent b="0" l="0" r="0" t="0"/>
+                  <wp:docPr descr="" title="" id="31" name="Picture"/>
+                  <a:graphic>
+                    <a:graphicData uri="http://schemas.openxmlformats.org/drawingml/2006/picture">
+                      <pic:pic>
+                        <pic:nvPicPr>
+                          <pic:cNvPr descr="environ-beliefs_files/figure-docx/fig-issp-networks-1.png" id="32" name="Picture"/>
+                          <pic:cNvPicPr>
+                            <a:picLocks noChangeArrowheads="1" noChangeAspect="1"/>
+                          </pic:cNvPicPr>
+                        </pic:nvPicPr>
+                        <pic:blipFill>
+                          <a:blip r:embed="rId30"/>
+                          <a:stretch>
+                            <a:fillRect/>
+                          </a:stretch>
+                        </pic:blipFill>
+                        <pic:spPr bwMode="auto">
+                          <a:xfrm>
+                            <a:off x="0" y="0"/>
+                            <a:ext cx="5334000" cy="5334000"/>
+                          </a:xfrm>
+                          <a:prstGeom prst="rect">
+                            <a:avLst/>
+                          </a:prstGeom>
+                          <a:noFill/>
+                          <a:ln w="9525">
+                            <a:noFill/>
+                            <a:headEnd/>
+                            <a:tailEnd/>
+                          </a:ln>
+                        </pic:spPr>
+                      </pic:pic>
+                    </a:graphicData>
+                  </a:graphic>
+                </wp:inline>
+              </w:drawing>
+            </w:r>
+          </w:p>
+          <w:bookmarkEnd w:id="33"/>
+        </w:tc>
+      </w:tr>
+    </w:tbl>
+    <w:tbl>
+      <w:tblPr>
+        <w:tblStyle w:val="Table"/>
+        <w:tblW w:type="pct" w:w="5000"/>
+        <w:tblLayout w:type="fixed"/>
+        <w:tblLook w:firstRow="0" w:lastRow="0" w:firstColumn="0" w:lastColumn="0" w:noHBand="0" w:noVBand="0" w:val="0000"/>
+      </w:tblPr>
+      <w:tblGrid>
+        <w:gridCol w:w="7920"/>
+      </w:tblGrid>
+      <w:tr>
+        <w:tc>
+          <w:tcPr/>
+          <w:bookmarkStart w:id="34" w:name="tbl-issp-results"/>
+          <w:p>
+            <w:pPr>
+              <w:jc w:val="center"/>
+            </w:pPr>
+            <w:pPr>
+              <w:jc w:val="left"/>
+              <w:spacing w:before="200"/>
+              <w:pStyle w:val="ImageCaption"/>
+            </w:pPr>
+            <w:r>
+              <w:t xml:space="preserve">Table 3: Mean rank of each Study 2 belief across the 28 ISSP countries (1 = closest to behavior).</w:t>
+            </w:r>
+            <w:r>
+              <w:t xml:space="preserve"> </w:t>
+            </w:r>
+            <w:r>
+              <w:t xml:space="preserve">‘Closest in’</w:t>
+            </w:r>
+            <w:r>
+              <w:t xml:space="preserve"> </w:t>
+            </w:r>
+            <w:r>
+              <w:t xml:space="preserve">counts the countries where the belief has the shortest mean path to behavior, and</w:t>
+            </w:r>
+            <w:r>
+              <w:t xml:space="preserve"> </w:t>
+            </w:r>
+            <w:r>
+              <w:t xml:space="preserve">‘bootstrap-supported’</w:t>
+            </w:r>
+            <w:r>
+              <w:t xml:space="preserve"> </w:t>
+            </w:r>
+            <w:r>
+              <w:t xml:space="preserve">the subset where it holds in a majority of 1,000 resamples.</w:t>
+            </w:r>
+          </w:p>
+          <w:tbl>
+            <w:tblPr>
+              <w:tblStyle w:val="Table"/>
+              <w:tblW w:type="auto" w:w="0"/>
+              <w:tblLook w:firstRow="1" w:lastRow="0" w:firstColumn="0" w:lastColumn="0" w:noHBand="0" w:noVBand="0" w:val="0020"/>
+            </w:tblPr>
+            <w:tblGrid>
+              <w:gridCol w:w="1980"/>
+              <w:gridCol w:w="1980"/>
+              <w:gridCol w:w="1980"/>
+              <w:gridCol w:w="1980"/>
+            </w:tblGrid>
+            <w:tr>
+              <w:trPr>
+                <w:tblHeader w:val="on"/>
+              </w:trPr>
+              <w:tc>
+                <w:tcPr/>
+                <w:p>
+                  <w:pPr>
+                    <w:pStyle w:val="Compact"/>
+                    <w:jc w:val="left"/>
+                    <w:jc w:val="center"/>
+                  </w:pPr>
+                  <w:r>
+                    <w:t xml:space="preserve">Belief</w:t>
+                  </w:r>
+                </w:p>
+              </w:tc>
+              <w:tc>
+                <w:tcPr/>
+                <w:p>
+                  <w:pPr>
+                    <w:pStyle w:val="Compact"/>
+                    <w:jc w:val="right"/>
+                    <w:jc w:val="center"/>
+                  </w:pPr>
+                  <w:r>
+                    <w:t xml:space="preserve">Mean rank</w:t>
+                  </w:r>
+                </w:p>
+              </w:tc>
+              <w:tc>
+                <w:tcPr/>
+                <w:p>
+                  <w:pPr>
+                    <w:pStyle w:val="Compact"/>
+                    <w:jc w:val="right"/>
+                    <w:jc w:val="center"/>
+                  </w:pPr>
+                  <w:r>
+                    <w:t xml:space="preserve">Closest in</w:t>
+                  </w:r>
+                </w:p>
+              </w:tc>
+              <w:tc>
+                <w:tcPr/>
+                <w:p>
+                  <w:pPr>
+                    <w:pStyle w:val="Compact"/>
+                    <w:jc w:val="right"/>
+                    <w:jc w:val="center"/>
+                  </w:pPr>
+                  <w:r>
+                    <w:t xml:space="preserve">Bootstrap-supported</w:t>
+                  </w:r>
+                </w:p>
+              </w:tc>
+            </w:tr>
+            <w:tr>
+              <w:tc>
+                <w:tcPr/>
+                <w:p>
+                  <w:pPr>
+                    <w:pStyle w:val="Compact"/>
+                    <w:jc w:val="left"/>
+                    <w:jc w:val="center"/>
+                  </w:pPr>
+                  <w:r>
+                    <w:t xml:space="preserve">Environmental commitment</w:t>
+                  </w:r>
+                </w:p>
+              </w:tc>
+              <w:tc>
+                <w:tcPr/>
+                <w:p>
+                  <w:pPr>
+                    <w:pStyle w:val="Compact"/>
+                    <w:jc w:val="right"/>
+                    <w:jc w:val="center"/>
+                  </w:pPr>
+                  <w:r>
+                    <w:t xml:space="preserve">1.25</w:t>
+                  </w:r>
+                </w:p>
+              </w:tc>
+              <w:tc>
+                <w:tcPr/>
+                <w:p>
+                  <w:pPr>
+                    <w:pStyle w:val="Compact"/>
+                    <w:jc w:val="right"/>
+                    <w:jc w:val="center"/>
+                  </w:pPr>
+                  <w:r>
+                    <w:t xml:space="preserve">24</w:t>
+                  </w:r>
+                </w:p>
+              </w:tc>
+              <w:tc>
+                <w:tcPr/>
+                <w:p>
+                  <w:pPr>
+                    <w:pStyle w:val="Compact"/>
+                    <w:jc w:val="right"/>
+                    <w:jc w:val="center"/>
+                  </w:pPr>
+                  <w:r>
+                    <w:t xml:space="preserve">24</w:t>
+                  </w:r>
+                </w:p>
+              </w:tc>
+            </w:tr>
+            <w:tr>
+              <w:tc>
+                <w:tcPr/>
+                <w:p>
+                  <w:pPr>
+                    <w:pStyle w:val="Compact"/>
+                    <w:jc w:val="left"/>
+                    <w:jc w:val="center"/>
+                  </w:pPr>
+                  <w:r>
+                    <w:t xml:space="preserve">Ecological worldview</w:t>
+                  </w:r>
+                </w:p>
+              </w:tc>
+              <w:tc>
+                <w:tcPr/>
+                <w:p>
+                  <w:pPr>
+                    <w:pStyle w:val="Compact"/>
+                    <w:jc w:val="right"/>
+                    <w:jc w:val="center"/>
+                  </w:pPr>
+                  <w:r>
+                    <w:t xml:space="preserve">2.50</w:t>
+                  </w:r>
+                </w:p>
+              </w:tc>
+              <w:tc>
+                <w:tcPr/>
+                <w:p>
+                  <w:pPr>
+                    <w:pStyle w:val="Compact"/>
+                    <w:jc w:val="right"/>
+                    <w:jc w:val="center"/>
+                  </w:pPr>
+                  <w:r>
+                    <w:t xml:space="preserve">1</w:t>
+                  </w:r>
+                </w:p>
+              </w:tc>
+              <w:tc>
+                <w:tcPr/>
+                <w:p>
+                  <w:pPr>
+                    <w:pStyle w:val="Compact"/>
+                    <w:jc w:val="right"/>
+                    <w:jc w:val="center"/>
+                  </w:pPr>
+                  <w:r>
+                    <w:t xml:space="preserve">0</w:t>
+                  </w:r>
+                </w:p>
+              </w:tc>
+            </w:tr>
+            <w:tr>
+              <w:tc>
+                <w:tcPr/>
+                <w:p>
+                  <w:pPr>
+                    <w:pStyle w:val="Compact"/>
+                    <w:jc w:val="left"/>
+                    <w:jc w:val="center"/>
+                  </w:pPr>
+                  <w:r>
+                    <w:t xml:space="preserve">Nature affinity</w:t>
+                  </w:r>
+                </w:p>
+              </w:tc>
+              <w:tc>
+                <w:tcPr/>
+                <w:p>
+                  <w:pPr>
+                    <w:pStyle w:val="Compact"/>
+                    <w:jc w:val="right"/>
+                    <w:jc w:val="center"/>
+                  </w:pPr>
+                  <w:r>
+                    <w:t xml:space="preserve">3.00</w:t>
+                  </w:r>
+                </w:p>
+              </w:tc>
+              <w:tc>
+                <w:tcPr/>
+                <w:p>
+                  <w:pPr>
+                    <w:pStyle w:val="Compact"/>
+                    <w:jc w:val="right"/>
+                    <w:jc w:val="center"/>
+                  </w:pPr>
+                  <w:r>
+                    <w:t xml:space="preserve">3</w:t>
+                  </w:r>
+                </w:p>
+              </w:tc>
+              <w:tc>
+                <w:tcPr/>
+                <w:p>
+                  <w:pPr>
+                    <w:pStyle w:val="Compact"/>
+                    <w:jc w:val="right"/>
+                    <w:jc w:val="center"/>
+                  </w:pPr>
+                  <w:r>
+                    <w:t xml:space="preserve">2</w:t>
+                  </w:r>
+                </w:p>
+              </w:tc>
+            </w:tr>
+            <w:tr>
+              <w:tc>
+                <w:tcPr/>
+                <w:p>
+                  <w:pPr>
+                    <w:pStyle w:val="Compact"/>
+                    <w:jc w:val="left"/>
+                    <w:jc w:val="center"/>
+                  </w:pPr>
+                  <w:r>
+                    <w:t xml:space="preserve">Perceived threat</w:t>
+                  </w:r>
+                </w:p>
+              </w:tc>
+              <w:tc>
+                <w:tcPr/>
+                <w:p>
+                  <w:pPr>
+                    <w:pStyle w:val="Compact"/>
+                    <w:jc w:val="right"/>
+                    <w:jc w:val="center"/>
+                  </w:pPr>
+                  <w:r>
+                    <w:t xml:space="preserve">3.82</w:t>
+                  </w:r>
+                </w:p>
+              </w:tc>
+              <w:tc>
+                <w:tcPr/>
+                <w:p>
+                  <w:pPr>
+                    <w:pStyle w:val="Compact"/>
+                    <w:jc w:val="right"/>
+                    <w:jc w:val="center"/>
+                  </w:pPr>
+                  <w:r>
+                    <w:t xml:space="preserve">0</w:t>
+                  </w:r>
+                </w:p>
+              </w:tc>
+              <w:tc>
+                <w:tcPr/>
+                <w:p>
+                  <w:pPr>
+                    <w:pStyle w:val="Compact"/>
+                    <w:jc w:val="right"/>
+                    <w:jc w:val="center"/>
+                  </w:pPr>
+                  <w:r>
+                    <w:t xml:space="preserve">0</w:t>
+                  </w:r>
+                </w:p>
+              </w:tc>
+            </w:tr>
+            <w:tr>
+              <w:tc>
+                <w:tcPr/>
+                <w:p>
+                  <w:pPr>
+                    <w:pStyle w:val="Compact"/>
+                    <w:jc w:val="left"/>
+                    <w:jc w:val="center"/>
+                  </w:pPr>
+                  <w:r>
+                    <w:t xml:space="preserve">Ideology (left-right)</w:t>
+                  </w:r>
+                </w:p>
+              </w:tc>
+              <w:tc>
+                <w:tcPr/>
+                <w:p>
+                  <w:pPr>
+                    <w:pStyle w:val="Compact"/>
+                    <w:jc w:val="right"/>
+                    <w:jc w:val="center"/>
+                  </w:pPr>
+                  <w:r>
+                    <w:t xml:space="preserve">4.06</w:t>
+                  </w:r>
+                </w:p>
+              </w:tc>
+              <w:tc>
+                <w:tcPr/>
+                <w:p>
+                  <w:pPr>
+                    <w:pStyle w:val="Compact"/>
+                    <w:jc w:val="right"/>
+                    <w:jc w:val="center"/>
+                  </w:pPr>
+                  <w:r>
+                    <w:t xml:space="preserve">1</w:t>
+                  </w:r>
+                </w:p>
+              </w:tc>
+              <w:tc>
+                <w:tcPr/>
+                <w:p>
+                  <w:pPr>
+                    <w:pStyle w:val="Compact"/>
+                    <w:jc w:val="right"/>
+                    <w:jc w:val="center"/>
+                  </w:pPr>
+                  <w:r>
+                    <w:t xml:space="preserve">1</w:t>
+                  </w:r>
+                </w:p>
+              </w:tc>
+            </w:tr>
+          </w:tbl>
+          <w:bookmarkEnd w:id="34"/>
+          <w:p/>
         </w:tc>
       </w:tr>
     </w:tbl>
     <w:p>
+      <w:pPr>
+        <w:pStyle w:val="BodyText"/>
+      </w:pPr>
+      <w:r>
+        <w:t xml:space="preserve">As noted, the belief that combines concern, willingness to pay, and a personal norm to act sits closest to behavior in both studies, while the more abstract worldview measures are further away. This is likely because beliefs tied to identity and personal commitment are more proximate to action than beliefs about how the natural world works.</w:t>
+      </w:r>
+    </w:p>
+    <w:p>
       <w:r>
         <w:br w:type="page"/>
       </w:r>
     </w:p>
-    <w:bookmarkEnd w:id="25"/>
-    <w:bookmarkEnd w:id="26"/>
-    <w:bookmarkStart w:id="27" w:name="appendix"/>
+    <w:bookmarkEnd w:id="35"/>
+    <w:bookmarkEnd w:id="36"/>
+    <w:bookmarkStart w:id="37" w:name="references"/>
     <w:p>
       <w:pPr>
         <w:pStyle w:val="Heading1"/>
       </w:pPr>
       <w:r>
-        <w:t xml:space="preserve">Appendix</w:t>
+        <w:t xml:space="preserve">References</w:t>
       </w:r>
     </w:p>
-    <w:p>
-      <w:r>
-        <w:br w:type="page"/>
-      </w:r>
-    </w:p>
-    <w:bookmarkEnd w:id="27"/>
-    <w:bookmarkStart w:id="28" w:name="references"/>
-    <w:p>
-      <w:pPr>
-        <w:pStyle w:val="Heading1"/>
-      </w:pPr>
-      <w:r>
-        <w:t xml:space="preserve">References</w:t>
-      </w:r>
-    </w:p>
-    <w:bookmarkEnd w:id="28"/>
+    <w:bookmarkEnd w:id="37"/>
     <w:sectPr>
       <w:footnotePr>
         <w:numRestart w:val="eachSect"/>

--- a/_output/environ-beliefs.docx
+++ b/_output/environ-beliefs.docx
@@ -54,7 +54,7 @@
       </w:r>
     </w:p>
     <w:bookmarkEnd w:id="12"/>
-    <w:bookmarkStart w:id="13" w:name="data-and-measures"/>
+    <w:bookmarkStart w:id="14" w:name="data-and-measures"/>
     <w:p>
       <w:pPr>
         <w:pStyle w:val="Heading1"/>
@@ -76,7 +76,7 @@
         <w:pStyle w:val="BodyText"/>
       </w:pPr>
       <w:r>
-        <w:t xml:space="preserve">The ISSP does not include established measures such as the New Ecological Paradigm (NEP) or the Connectedness to Nature Scale (CNS), so I construct belief measures from the module’s attitude items. Using exploratory graph analysis I identify four belief dimensions and score each as the mean of its items, oriented so that higher values indicate more pro-environmental positions. Environmental commitment combines concern about the environment with willingness to pay higher prices and taxes, willingness to cut one’s standard of living, and a personal norm to act (α = 0.75). Ecological worldview captures low environmental and climate change skepticism and is the closest available analog to the NEP (α = 0.76). Perceived threat is the mean of seven items rating the danger posed by specific environmental hazards (α = 0.80). Nature affinity combines enjoyment of nature with the frequency of outdoor leisure and is a limited analog to the CNS (α = 0.61). The supplemental materials describe the scale construction.</w:t>
+        <w:t xml:space="preserve">The ISSP does not include established measures such as the New Ecological Paradigm (NEP) or the Connectedness to Nature Scale (CNS), so I construct belief measures from the module’s attitude items. Using exploratory graph analysis I identify four belief dimensions and score each measure as the mean of its items, oriented so that higher values indicate more pro-environmental positions. One of these dimensions combines concern about the environment with items about willingness to make sacrifices for it. I divide it into three measures. The willingness items describe an intention to act rather than a belief about the environment, and they are likely to sit close to behavior for that reason alone. The remaining two items are only modestly related and measure different things, so I include each as its own node. Environmental concern is a single item asking how concerned the respondent is about environmental issues, from not at all concerned to very concerned. Personal impact is agreement that environmental problems have a direct effect on the respondent’s everyday life. Willingness to sacrifice is the mean of four items, willingness to pay much higher prices, to pay much higher taxes, and to accept cuts in one’s standard of living to protect the environment, and doing what is right for the environment even when it costs more money and time (α = 0.78). Ecological worldview captures low environmental and climate change skepticism and is the closest available analog to the NEP (α = 0.77). Perceived threat is the mean of seven items rating the danger posed by specific environmental hazards (α = 0.80). Nature affinity combines enjoyment of nature with the frequency of outdoor leisure and is a limited analog to the CNS (α = 0.61). The supplemental materials describe the scale construction.</w:t>
       </w:r>
     </w:p>
     <w:p>
@@ -86,7 +86,1139 @@
       <w:r>
         <w:t xml:space="preserve">I also include three political and economic beliefs as single-item measures. Ideology is the left-right position of the party the respondent reports voting for, which is unavailable in 10 countries. Support for private enterprise is agreement that private enterprise is the best way to solve the country’s economic problems, and support for government redistribution is agreement that it is the responsibility of the government to reduce the differences in income between people with high and low incomes. Both are measured on five-point scales with higher values indicating more agreement. The two items are only weakly related, so I include them as separate nodes rather than combining them into a scale.</w:t>
       </w:r>
+      <w:r>
+        <w:t xml:space="preserve"> </w:t>
+      </w:r>
+      <w:hyperlink w:anchor="tbl-measures">
+        <w:r>
+          <w:rPr>
+            <w:rStyle w:val="Hyperlink"/>
+          </w:rPr>
+          <w:t xml:space="preserve">Table 1</w:t>
+        </w:r>
+      </w:hyperlink>
+      <w:r>
+        <w:t xml:space="preserve"> </w:t>
+      </w:r>
+      <w:r>
+        <w:t xml:space="preserve">lists the question wording for each belief measure and the reliability of each scale.</w:t>
+      </w:r>
     </w:p>
+    <w:tbl>
+      <w:tblPr>
+        <w:tblStyle w:val="Table"/>
+        <w:tblW w:type="pct" w:w="5000"/>
+        <w:tblLayout w:type="fixed"/>
+        <w:tblLook w:firstRow="0" w:lastRow="0" w:firstColumn="0" w:lastColumn="0" w:noHBand="0" w:noVBand="0" w:val="0000"/>
+      </w:tblPr>
+      <w:tblGrid>
+        <w:gridCol w:w="7920"/>
+      </w:tblGrid>
+      <w:tr>
+        <w:tc>
+          <w:tcPr/>
+          <w:bookmarkStart w:id="13" w:name="tbl-measures"/>
+          <w:p>
+            <w:pPr>
+              <w:jc w:val="center"/>
+            </w:pPr>
+            <w:pPr>
+              <w:jc w:val="left"/>
+              <w:spacing w:before="200"/>
+              <w:pStyle w:val="ImageCaption"/>
+            </w:pPr>
+            <w:r>
+              <w:t xml:space="preserve">Table 1: Belief measures, ISSP question wording, and reliability. Scales are the mean of their items, oriented so that higher values indicate more pro-environmental positions. (R) marks items where disagreement or unwillingness is the pro-environmental response, which are reverse coded. Cronbach’s alpha is from the pooled sample.</w:t>
+            </w:r>
+          </w:p>
+          <w:tbl>
+            <w:tblPr>
+              <w:tblStyle w:val="Table"/>
+              <w:tblW w:type="pct" w:w="5000"/>
+              <w:tblLayout w:type="fixed"/>
+              <w:tblLook w:firstRow="1" w:lastRow="0" w:firstColumn="0" w:lastColumn="0" w:noHBand="0" w:noVBand="0" w:val="0020"/>
+            </w:tblPr>
+            <w:tblGrid>
+              <w:gridCol w:w="782"/>
+              <w:gridCol w:w="6986"/>
+              <w:gridCol w:w="150"/>
+            </w:tblGrid>
+            <w:tr>
+              <w:trPr>
+                <w:tblHeader w:val="on"/>
+              </w:trPr>
+              <w:tc>
+                <w:tcPr/>
+                <w:p>
+                  <w:pPr>
+                    <w:pStyle w:val="Compact"/>
+                    <w:jc w:val="left"/>
+                    <w:jc w:val="center"/>
+                  </w:pPr>
+                  <w:r>
+                    <w:t xml:space="preserve">Belief</w:t>
+                  </w:r>
+                </w:p>
+              </w:tc>
+              <w:tc>
+                <w:tcPr/>
+                <w:p>
+                  <w:pPr>
+                    <w:pStyle w:val="Compact"/>
+                    <w:jc w:val="left"/>
+                    <w:jc w:val="center"/>
+                  </w:pPr>
+                  <w:r>
+                    <w:t xml:space="preserve">Question wording</w:t>
+                  </w:r>
+                </w:p>
+              </w:tc>
+              <w:tc>
+                <w:tcPr/>
+                <w:p>
+                  <w:pPr>
+                    <w:pStyle w:val="Compact"/>
+                    <w:jc w:val="left"/>
+                    <w:jc w:val="center"/>
+                  </w:pPr>
+                  <w:r>
+                    <w:t xml:space="preserve">α</w:t>
+                  </w:r>
+                </w:p>
+              </w:tc>
+            </w:tr>
+            <w:tr>
+              <w:tc>
+                <w:tcPr/>
+                <w:p>
+                  <w:pPr>
+                    <w:pStyle w:val="Compact"/>
+                    <w:jc w:val="left"/>
+                    <w:jc w:val="center"/>
+                  </w:pPr>
+                  <w:r>
+                    <w:t xml:space="preserve">Environmental concern</w:t>
+                  </w:r>
+                </w:p>
+              </w:tc>
+              <w:tc>
+                <w:tcPr/>
+                <w:p>
+                  <w:pPr>
+                    <w:pStyle w:val="Compact"/>
+                    <w:jc w:val="left"/>
+                    <w:jc w:val="center"/>
+                  </w:pPr>
+                  <w:r>
+                    <w:t xml:space="preserve">Generally speaking, how concerned are you about environmental issues? (not at all concerned to very concerned)</w:t>
+                  </w:r>
+                </w:p>
+              </w:tc>
+              <w:tc>
+                <w:tcPr/>
+                <w:p>
+                  <w:pPr>
+                    <w:pStyle w:val="Compact"/>
+                  </w:pPr>
+                </w:p>
+              </w:tc>
+            </w:tr>
+            <w:tr>
+              <w:tc>
+                <w:tcPr/>
+                <w:p>
+                  <w:pPr>
+                    <w:pStyle w:val="Compact"/>
+                    <w:jc w:val="left"/>
+                    <w:jc w:val="center"/>
+                  </w:pPr>
+                  <w:r>
+                    <w:t xml:space="preserve">Personal impact</w:t>
+                  </w:r>
+                </w:p>
+              </w:tc>
+              <w:tc>
+                <w:tcPr/>
+                <w:p>
+                  <w:pPr>
+                    <w:pStyle w:val="Compact"/>
+                    <w:jc w:val="left"/>
+                    <w:jc w:val="center"/>
+                  </w:pPr>
+                  <w:r>
+                    <w:t xml:space="preserve">Environmental problems have a direct effect on my everyday life</w:t>
+                  </w:r>
+                </w:p>
+              </w:tc>
+              <w:tc>
+                <w:tcPr/>
+                <w:p>
+                  <w:pPr>
+                    <w:pStyle w:val="Compact"/>
+                  </w:pPr>
+                </w:p>
+              </w:tc>
+            </w:tr>
+            <w:tr>
+              <w:tc>
+                <w:tcPr/>
+                <w:p>
+                  <w:pPr>
+                    <w:pStyle w:val="Compact"/>
+                    <w:jc w:val="left"/>
+                    <w:jc w:val="center"/>
+                  </w:pPr>
+                  <w:r>
+                    <w:t xml:space="preserve">Willingness to sacrifice</w:t>
+                  </w:r>
+                </w:p>
+              </w:tc>
+              <w:tc>
+                <w:tcPr/>
+                <w:p>
+                  <w:pPr>
+                    <w:pStyle w:val="Compact"/>
+                    <w:jc w:val="left"/>
+                    <w:jc w:val="center"/>
+                  </w:pPr>
+                  <w:r>
+                    <w:t xml:space="preserve">How willing would you be to pay much higher prices in order to protect the environment?</w:t>
+                  </w:r>
+                </w:p>
+              </w:tc>
+              <w:tc>
+                <w:tcPr/>
+                <w:p>
+                  <w:pPr>
+                    <w:pStyle w:val="Compact"/>
+                    <w:jc w:val="left"/>
+                    <w:jc w:val="center"/>
+                  </w:pPr>
+                  <w:r>
+                    <w:t xml:space="preserve">0.78</w:t>
+                  </w:r>
+                </w:p>
+              </w:tc>
+            </w:tr>
+            <w:tr>
+              <w:tc>
+                <w:tcPr/>
+                <w:p>
+                  <w:pPr>
+                    <w:pStyle w:val="Compact"/>
+                  </w:pPr>
+                </w:p>
+              </w:tc>
+              <w:tc>
+                <w:tcPr/>
+                <w:p>
+                  <w:pPr>
+                    <w:pStyle w:val="Compact"/>
+                    <w:jc w:val="left"/>
+                    <w:jc w:val="center"/>
+                  </w:pPr>
+                  <w:r>
+                    <w:t xml:space="preserve">How willing would you be to pay much higher taxes in order to protect the environment?</w:t>
+                  </w:r>
+                </w:p>
+              </w:tc>
+              <w:tc>
+                <w:tcPr/>
+                <w:p>
+                  <w:pPr>
+                    <w:pStyle w:val="Compact"/>
+                  </w:pPr>
+                </w:p>
+              </w:tc>
+            </w:tr>
+            <w:tr>
+              <w:tc>
+                <w:tcPr/>
+                <w:p>
+                  <w:pPr>
+                    <w:pStyle w:val="Compact"/>
+                  </w:pPr>
+                </w:p>
+              </w:tc>
+              <w:tc>
+                <w:tcPr/>
+                <w:p>
+                  <w:pPr>
+                    <w:pStyle w:val="Compact"/>
+                    <w:jc w:val="left"/>
+                    <w:jc w:val="center"/>
+                  </w:pPr>
+                  <w:r>
+                    <w:t xml:space="preserve">How willing would you be to accept cuts in your standard of living in order to protect the environment?</w:t>
+                  </w:r>
+                </w:p>
+              </w:tc>
+              <w:tc>
+                <w:tcPr/>
+                <w:p>
+                  <w:pPr>
+                    <w:pStyle w:val="Compact"/>
+                  </w:pPr>
+                </w:p>
+              </w:tc>
+            </w:tr>
+            <w:tr>
+              <w:tc>
+                <w:tcPr/>
+                <w:p>
+                  <w:pPr>
+                    <w:pStyle w:val="Compact"/>
+                  </w:pPr>
+                </w:p>
+              </w:tc>
+              <w:tc>
+                <w:tcPr/>
+                <w:p>
+                  <w:pPr>
+                    <w:pStyle w:val="Compact"/>
+                    <w:jc w:val="left"/>
+                    <w:jc w:val="center"/>
+                  </w:pPr>
+                  <w:r>
+                    <w:t xml:space="preserve">I do what is right for the environment, even when it costs more money or takes more time</w:t>
+                  </w:r>
+                </w:p>
+              </w:tc>
+              <w:tc>
+                <w:tcPr/>
+                <w:p>
+                  <w:pPr>
+                    <w:pStyle w:val="Compact"/>
+                  </w:pPr>
+                </w:p>
+              </w:tc>
+            </w:tr>
+            <w:tr>
+              <w:tc>
+                <w:tcPr/>
+                <w:p>
+                  <w:pPr>
+                    <w:pStyle w:val="Compact"/>
+                    <w:jc w:val="left"/>
+                    <w:jc w:val="center"/>
+                  </w:pPr>
+                  <w:r>
+                    <w:t xml:space="preserve">Ecological worldview</w:t>
+                  </w:r>
+                </w:p>
+              </w:tc>
+              <w:tc>
+                <w:tcPr/>
+                <w:p>
+                  <w:pPr>
+                    <w:pStyle w:val="Compact"/>
+                    <w:jc w:val="left"/>
+                    <w:jc w:val="center"/>
+                  </w:pPr>
+                  <w:r>
+                    <w:t xml:space="preserve">Which statement comes closest to your opinion? The world’s climate has not been changing / has been changing mostly due to natural processes / about equally due to natural processes and human activity / mostly due to human activity</w:t>
+                  </w:r>
+                </w:p>
+              </w:tc>
+              <w:tc>
+                <w:tcPr/>
+                <w:p>
+                  <w:pPr>
+                    <w:pStyle w:val="Compact"/>
+                    <w:jc w:val="left"/>
+                    <w:jc w:val="center"/>
+                  </w:pPr>
+                  <w:r>
+                    <w:t xml:space="preserve">0.77</w:t>
+                  </w:r>
+                </w:p>
+              </w:tc>
+            </w:tr>
+            <w:tr>
+              <w:tc>
+                <w:tcPr/>
+                <w:p>
+                  <w:pPr>
+                    <w:pStyle w:val="Compact"/>
+                  </w:pPr>
+                </w:p>
+              </w:tc>
+              <w:tc>
+                <w:tcPr/>
+                <w:p>
+                  <w:pPr>
+                    <w:pStyle w:val="Compact"/>
+                    <w:jc w:val="left"/>
+                    <w:jc w:val="center"/>
+                  </w:pPr>
+                  <w:r>
+                    <w:t xml:space="preserve">Modern science will solve our environmental problems with little change to our way of life (R)</w:t>
+                  </w:r>
+                </w:p>
+              </w:tc>
+              <w:tc>
+                <w:tcPr/>
+                <w:p>
+                  <w:pPr>
+                    <w:pStyle w:val="Compact"/>
+                  </w:pPr>
+                </w:p>
+              </w:tc>
+            </w:tr>
+            <w:tr>
+              <w:tc>
+                <w:tcPr/>
+                <w:p>
+                  <w:pPr>
+                    <w:pStyle w:val="Compact"/>
+                  </w:pPr>
+                </w:p>
+              </w:tc>
+              <w:tc>
+                <w:tcPr/>
+                <w:p>
+                  <w:pPr>
+                    <w:pStyle w:val="Compact"/>
+                    <w:jc w:val="left"/>
+                    <w:jc w:val="center"/>
+                  </w:pPr>
+                  <w:r>
+                    <w:t xml:space="preserve">We worry too much about the future of the environment and not enough about prices and jobs today (R)</w:t>
+                  </w:r>
+                </w:p>
+              </w:tc>
+              <w:tc>
+                <w:tcPr/>
+                <w:p>
+                  <w:pPr>
+                    <w:pStyle w:val="Compact"/>
+                  </w:pPr>
+                </w:p>
+              </w:tc>
+            </w:tr>
+            <w:tr>
+              <w:tc>
+                <w:tcPr/>
+                <w:p>
+                  <w:pPr>
+                    <w:pStyle w:val="Compact"/>
+                  </w:pPr>
+                </w:p>
+              </w:tc>
+              <w:tc>
+                <w:tcPr/>
+                <w:p>
+                  <w:pPr>
+                    <w:pStyle w:val="Compact"/>
+                    <w:jc w:val="left"/>
+                    <w:jc w:val="center"/>
+                  </w:pPr>
+                  <w:r>
+                    <w:t xml:space="preserve">Almost everything we do in modern life harms the environment</w:t>
+                  </w:r>
+                </w:p>
+              </w:tc>
+              <w:tc>
+                <w:tcPr/>
+                <w:p>
+                  <w:pPr>
+                    <w:pStyle w:val="Compact"/>
+                  </w:pPr>
+                </w:p>
+              </w:tc>
+            </w:tr>
+            <w:tr>
+              <w:tc>
+                <w:tcPr/>
+                <w:p>
+                  <w:pPr>
+                    <w:pStyle w:val="Compact"/>
+                  </w:pPr>
+                </w:p>
+              </w:tc>
+              <w:tc>
+                <w:tcPr/>
+                <w:p>
+                  <w:pPr>
+                    <w:pStyle w:val="Compact"/>
+                    <w:jc w:val="left"/>
+                    <w:jc w:val="center"/>
+                  </w:pPr>
+                  <w:r>
+                    <w:t xml:space="preserve">People worry too much about human progress harming the environment (R)</w:t>
+                  </w:r>
+                </w:p>
+              </w:tc>
+              <w:tc>
+                <w:tcPr/>
+                <w:p>
+                  <w:pPr>
+                    <w:pStyle w:val="Compact"/>
+                  </w:pPr>
+                </w:p>
+              </w:tc>
+            </w:tr>
+            <w:tr>
+              <w:tc>
+                <w:tcPr/>
+                <w:p>
+                  <w:pPr>
+                    <w:pStyle w:val="Compact"/>
+                  </w:pPr>
+                </w:p>
+              </w:tc>
+              <w:tc>
+                <w:tcPr/>
+                <w:p>
+                  <w:pPr>
+                    <w:pStyle w:val="Compact"/>
+                    <w:jc w:val="left"/>
+                    <w:jc w:val="center"/>
+                  </w:pPr>
+                  <w:r>
+                    <w:t xml:space="preserve">In order to protect the environment [COUNTRY] needs economic growth (R)</w:t>
+                  </w:r>
+                </w:p>
+              </w:tc>
+              <w:tc>
+                <w:tcPr/>
+                <w:p>
+                  <w:pPr>
+                    <w:pStyle w:val="Compact"/>
+                  </w:pPr>
+                </w:p>
+              </w:tc>
+            </w:tr>
+            <w:tr>
+              <w:tc>
+                <w:tcPr/>
+                <w:p>
+                  <w:pPr>
+                    <w:pStyle w:val="Compact"/>
+                  </w:pPr>
+                </w:p>
+              </w:tc>
+              <w:tc>
+                <w:tcPr/>
+                <w:p>
+                  <w:pPr>
+                    <w:pStyle w:val="Compact"/>
+                    <w:jc w:val="left"/>
+                    <w:jc w:val="center"/>
+                  </w:pPr>
+                  <w:r>
+                    <w:t xml:space="preserve">Economic growth always harms the environment</w:t>
+                  </w:r>
+                </w:p>
+              </w:tc>
+              <w:tc>
+                <w:tcPr/>
+                <w:p>
+                  <w:pPr>
+                    <w:pStyle w:val="Compact"/>
+                  </w:pPr>
+                </w:p>
+              </w:tc>
+            </w:tr>
+            <w:tr>
+              <w:tc>
+                <w:tcPr/>
+                <w:p>
+                  <w:pPr>
+                    <w:pStyle w:val="Compact"/>
+                  </w:pPr>
+                </w:p>
+              </w:tc>
+              <w:tc>
+                <w:tcPr/>
+                <w:p>
+                  <w:pPr>
+                    <w:pStyle w:val="Compact"/>
+                    <w:jc w:val="left"/>
+                    <w:jc w:val="center"/>
+                  </w:pPr>
+                  <w:r>
+                    <w:t xml:space="preserve">How willing would you be to accept a reduction in the size of [COUNTRY’s] protected nature areas, in order to open them up for economic development? (R)</w:t>
+                  </w:r>
+                </w:p>
+              </w:tc>
+              <w:tc>
+                <w:tcPr/>
+                <w:p>
+                  <w:pPr>
+                    <w:pStyle w:val="Compact"/>
+                  </w:pPr>
+                </w:p>
+              </w:tc>
+            </w:tr>
+            <w:tr>
+              <w:tc>
+                <w:tcPr/>
+                <w:p>
+                  <w:pPr>
+                    <w:pStyle w:val="Compact"/>
+                  </w:pPr>
+                </w:p>
+              </w:tc>
+              <w:tc>
+                <w:tcPr/>
+                <w:p>
+                  <w:pPr>
+                    <w:pStyle w:val="Compact"/>
+                    <w:jc w:val="left"/>
+                    <w:jc w:val="center"/>
+                  </w:pPr>
+                  <w:r>
+                    <w:t xml:space="preserve">It is just too difficult for someone like me to do much about the environment (R)</w:t>
+                  </w:r>
+                </w:p>
+              </w:tc>
+              <w:tc>
+                <w:tcPr/>
+                <w:p>
+                  <w:pPr>
+                    <w:pStyle w:val="Compact"/>
+                  </w:pPr>
+                </w:p>
+              </w:tc>
+            </w:tr>
+            <w:tr>
+              <w:tc>
+                <w:tcPr/>
+                <w:p>
+                  <w:pPr>
+                    <w:pStyle w:val="Compact"/>
+                  </w:pPr>
+                </w:p>
+              </w:tc>
+              <w:tc>
+                <w:tcPr/>
+                <w:p>
+                  <w:pPr>
+                    <w:pStyle w:val="Compact"/>
+                    <w:jc w:val="left"/>
+                    <w:jc w:val="center"/>
+                  </w:pPr>
+                  <w:r>
+                    <w:t xml:space="preserve">There are more important things to do in life than protect the environment (R)</w:t>
+                  </w:r>
+                </w:p>
+              </w:tc>
+              <w:tc>
+                <w:tcPr/>
+                <w:p>
+                  <w:pPr>
+                    <w:pStyle w:val="Compact"/>
+                  </w:pPr>
+                </w:p>
+              </w:tc>
+            </w:tr>
+            <w:tr>
+              <w:tc>
+                <w:tcPr/>
+                <w:p>
+                  <w:pPr>
+                    <w:pStyle w:val="Compact"/>
+                  </w:pPr>
+                </w:p>
+              </w:tc>
+              <w:tc>
+                <w:tcPr/>
+                <w:p>
+                  <w:pPr>
+                    <w:pStyle w:val="Compact"/>
+                    <w:jc w:val="left"/>
+                    <w:jc w:val="center"/>
+                  </w:pPr>
+                  <w:r>
+                    <w:t xml:space="preserve">There is no point in doing what I can for the environment unless others do the same (R)</w:t>
+                  </w:r>
+                </w:p>
+              </w:tc>
+              <w:tc>
+                <w:tcPr/>
+                <w:p>
+                  <w:pPr>
+                    <w:pStyle w:val="Compact"/>
+                  </w:pPr>
+                </w:p>
+              </w:tc>
+            </w:tr>
+            <w:tr>
+              <w:tc>
+                <w:tcPr/>
+                <w:p>
+                  <w:pPr>
+                    <w:pStyle w:val="Compact"/>
+                  </w:pPr>
+                </w:p>
+              </w:tc>
+              <w:tc>
+                <w:tcPr/>
+                <w:p>
+                  <w:pPr>
+                    <w:pStyle w:val="Compact"/>
+                    <w:jc w:val="left"/>
+                    <w:jc w:val="center"/>
+                  </w:pPr>
+                  <w:r>
+                    <w:t xml:space="preserve">Many of the claims about environmental threats are exaggerated (R)</w:t>
+                  </w:r>
+                </w:p>
+              </w:tc>
+              <w:tc>
+                <w:tcPr/>
+                <w:p>
+                  <w:pPr>
+                    <w:pStyle w:val="Compact"/>
+                  </w:pPr>
+                </w:p>
+              </w:tc>
+            </w:tr>
+            <w:tr>
+              <w:tc>
+                <w:tcPr/>
+                <w:p>
+                  <w:pPr>
+                    <w:pStyle w:val="Compact"/>
+                  </w:pPr>
+                </w:p>
+              </w:tc>
+              <w:tc>
+                <w:tcPr/>
+                <w:p>
+                  <w:pPr>
+                    <w:pStyle w:val="Compact"/>
+                    <w:jc w:val="left"/>
+                    <w:jc w:val="center"/>
+                  </w:pPr>
+                  <w:r>
+                    <w:t xml:space="preserve">I find it hard to know whether the way I live is helpful or harmful to the environment (R)</w:t>
+                  </w:r>
+                </w:p>
+              </w:tc>
+              <w:tc>
+                <w:tcPr/>
+                <w:p>
+                  <w:pPr>
+                    <w:pStyle w:val="Compact"/>
+                  </w:pPr>
+                </w:p>
+              </w:tc>
+            </w:tr>
+            <w:tr>
+              <w:tc>
+                <w:tcPr/>
+                <w:p>
+                  <w:pPr>
+                    <w:pStyle w:val="Compact"/>
+                    <w:jc w:val="left"/>
+                    <w:jc w:val="center"/>
+                  </w:pPr>
+                  <w:r>
+                    <w:t xml:space="preserve">Perceived threat</w:t>
+                  </w:r>
+                </w:p>
+              </w:tc>
+              <w:tc>
+                <w:tcPr/>
+                <w:p>
+                  <w:pPr>
+                    <w:pStyle w:val="Compact"/>
+                    <w:jc w:val="left"/>
+                    <w:jc w:val="center"/>
+                  </w:pPr>
+                  <w:r>
+                    <w:t xml:space="preserve">Air pollution caused by cars (extremely dangerous to not dangerous at all for the environment)</w:t>
+                  </w:r>
+                </w:p>
+              </w:tc>
+              <w:tc>
+                <w:tcPr/>
+                <w:p>
+                  <w:pPr>
+                    <w:pStyle w:val="Compact"/>
+                    <w:jc w:val="left"/>
+                    <w:jc w:val="center"/>
+                  </w:pPr>
+                  <w:r>
+                    <w:t xml:space="preserve">0.80</w:t>
+                  </w:r>
+                </w:p>
+              </w:tc>
+            </w:tr>
+            <w:tr>
+              <w:tc>
+                <w:tcPr/>
+                <w:p>
+                  <w:pPr>
+                    <w:pStyle w:val="Compact"/>
+                  </w:pPr>
+                </w:p>
+              </w:tc>
+              <w:tc>
+                <w:tcPr/>
+                <w:p>
+                  <w:pPr>
+                    <w:pStyle w:val="Compact"/>
+                    <w:jc w:val="left"/>
+                    <w:jc w:val="center"/>
+                  </w:pPr>
+                  <w:r>
+                    <w:t xml:space="preserve">Air pollution caused by industry (extremely dangerous to not dangerous at all for the environment)</w:t>
+                  </w:r>
+                </w:p>
+              </w:tc>
+              <w:tc>
+                <w:tcPr/>
+                <w:p>
+                  <w:pPr>
+                    <w:pStyle w:val="Compact"/>
+                  </w:pPr>
+                </w:p>
+              </w:tc>
+            </w:tr>
+            <w:tr>
+              <w:tc>
+                <w:tcPr/>
+                <w:p>
+                  <w:pPr>
+                    <w:pStyle w:val="Compact"/>
+                  </w:pPr>
+                </w:p>
+              </w:tc>
+              <w:tc>
+                <w:tcPr/>
+                <w:p>
+                  <w:pPr>
+                    <w:pStyle w:val="Compact"/>
+                    <w:jc w:val="left"/>
+                    <w:jc w:val="center"/>
+                  </w:pPr>
+                  <w:r>
+                    <w:t xml:space="preserve">Pesticides and chemicals used in farming (extremely dangerous to not dangerous at all for the environment)</w:t>
+                  </w:r>
+                </w:p>
+              </w:tc>
+              <w:tc>
+                <w:tcPr/>
+                <w:p>
+                  <w:pPr>
+                    <w:pStyle w:val="Compact"/>
+                  </w:pPr>
+                </w:p>
+              </w:tc>
+            </w:tr>
+            <w:tr>
+              <w:tc>
+                <w:tcPr/>
+                <w:p>
+                  <w:pPr>
+                    <w:pStyle w:val="Compact"/>
+                  </w:pPr>
+                </w:p>
+              </w:tc>
+              <w:tc>
+                <w:tcPr/>
+                <w:p>
+                  <w:pPr>
+                    <w:pStyle w:val="Compact"/>
+                    <w:jc w:val="left"/>
+                    <w:jc w:val="center"/>
+                  </w:pPr>
+                  <w:r>
+                    <w:t xml:space="preserve">Pollution of [COUNTRY’S] rivers, lakes and streams (extremely dangerous to not dangerous at all for the environment)</w:t>
+                  </w:r>
+                </w:p>
+              </w:tc>
+              <w:tc>
+                <w:tcPr/>
+                <w:p>
+                  <w:pPr>
+                    <w:pStyle w:val="Compact"/>
+                  </w:pPr>
+                </w:p>
+              </w:tc>
+            </w:tr>
+            <w:tr>
+              <w:tc>
+                <w:tcPr/>
+                <w:p>
+                  <w:pPr>
+                    <w:pStyle w:val="Compact"/>
+                  </w:pPr>
+                </w:p>
+              </w:tc>
+              <w:tc>
+                <w:tcPr/>
+                <w:p>
+                  <w:pPr>
+                    <w:pStyle w:val="Compact"/>
+                    <w:jc w:val="left"/>
+                    <w:jc w:val="center"/>
+                  </w:pPr>
+                  <w:r>
+                    <w:t xml:space="preserve">A rise in the world’s temperature caused by climate change (extremely dangerous to not dangerous at all for the environment)</w:t>
+                  </w:r>
+                </w:p>
+              </w:tc>
+              <w:tc>
+                <w:tcPr/>
+                <w:p>
+                  <w:pPr>
+                    <w:pStyle w:val="Compact"/>
+                  </w:pPr>
+                </w:p>
+              </w:tc>
+            </w:tr>
+            <w:tr>
+              <w:tc>
+                <w:tcPr/>
+                <w:p>
+                  <w:pPr>
+                    <w:pStyle w:val="Compact"/>
+                  </w:pPr>
+                </w:p>
+              </w:tc>
+              <w:tc>
+                <w:tcPr/>
+                <w:p>
+                  <w:pPr>
+                    <w:pStyle w:val="Compact"/>
+                    <w:jc w:val="left"/>
+                    <w:jc w:val="center"/>
+                  </w:pPr>
+                  <w:r>
+                    <w:t xml:space="preserve">Modifying the genes of certain crops (extremely dangerous to not dangerous at all for the environment)</w:t>
+                  </w:r>
+                </w:p>
+              </w:tc>
+              <w:tc>
+                <w:tcPr/>
+                <w:p>
+                  <w:pPr>
+                    <w:pStyle w:val="Compact"/>
+                  </w:pPr>
+                </w:p>
+              </w:tc>
+            </w:tr>
+            <w:tr>
+              <w:tc>
+                <w:tcPr/>
+                <w:p>
+                  <w:pPr>
+                    <w:pStyle w:val="Compact"/>
+                  </w:pPr>
+                </w:p>
+              </w:tc>
+              <w:tc>
+                <w:tcPr/>
+                <w:p>
+                  <w:pPr>
+                    <w:pStyle w:val="Compact"/>
+                    <w:jc w:val="left"/>
+                    <w:jc w:val="center"/>
+                  </w:pPr>
+                  <w:r>
+                    <w:t xml:space="preserve">Nuclear power stations (extremely dangerous to not dangerous at all for the environment)</w:t>
+                  </w:r>
+                </w:p>
+              </w:tc>
+              <w:tc>
+                <w:tcPr/>
+                <w:p>
+                  <w:pPr>
+                    <w:pStyle w:val="Compact"/>
+                  </w:pPr>
+                </w:p>
+              </w:tc>
+            </w:tr>
+            <w:tr>
+              <w:tc>
+                <w:tcPr/>
+                <w:p>
+                  <w:pPr>
+                    <w:pStyle w:val="Compact"/>
+                    <w:jc w:val="left"/>
+                    <w:jc w:val="center"/>
+                  </w:pPr>
+                  <w:r>
+                    <w:t xml:space="preserve">Nature affinity</w:t>
+                  </w:r>
+                </w:p>
+              </w:tc>
+              <w:tc>
+                <w:tcPr/>
+                <w:p>
+                  <w:pPr>
+                    <w:pStyle w:val="Compact"/>
+                    <w:jc w:val="left"/>
+                    <w:jc w:val="center"/>
+                  </w:pPr>
+                  <w:r>
+                    <w:t xml:space="preserve">How much, if at all, do you enjoy being outside in nature?</w:t>
+                  </w:r>
+                </w:p>
+              </w:tc>
+              <w:tc>
+                <w:tcPr/>
+                <w:p>
+                  <w:pPr>
+                    <w:pStyle w:val="Compact"/>
+                    <w:jc w:val="left"/>
+                    <w:jc w:val="center"/>
+                  </w:pPr>
+                  <w:r>
+                    <w:t xml:space="preserve">0.61</w:t>
+                  </w:r>
+                </w:p>
+              </w:tc>
+            </w:tr>
+            <w:tr>
+              <w:tc>
+                <w:tcPr/>
+                <w:p>
+                  <w:pPr>
+                    <w:pStyle w:val="Compact"/>
+                  </w:pPr>
+                </w:p>
+              </w:tc>
+              <w:tc>
+                <w:tcPr/>
+                <w:p>
+                  <w:pPr>
+                    <w:pStyle w:val="Compact"/>
+                    <w:jc w:val="left"/>
+                    <w:jc w:val="center"/>
+                  </w:pPr>
+                  <w:r>
+                    <w:t xml:space="preserve">In the last twelve months how often, if at all, have you engaged in any leisure activities outside in nature, such as hiking, bird watching, swimming, skiing, other outdoor activities or just relaxing?</w:t>
+                  </w:r>
+                </w:p>
+              </w:tc>
+              <w:tc>
+                <w:tcPr/>
+                <w:p>
+                  <w:pPr>
+                    <w:pStyle w:val="Compact"/>
+                  </w:pPr>
+                </w:p>
+              </w:tc>
+            </w:tr>
+            <w:tr>
+              <w:tc>
+                <w:tcPr/>
+                <w:p>
+                  <w:pPr>
+                    <w:pStyle w:val="Compact"/>
+                    <w:jc w:val="left"/>
+                    <w:jc w:val="center"/>
+                  </w:pPr>
+                  <w:r>
+                    <w:t xml:space="preserve">Ideology (left-right)</w:t>
+                  </w:r>
+                </w:p>
+              </w:tc>
+              <w:tc>
+                <w:tcPr/>
+                <w:p>
+                  <w:pPr>
+                    <w:pStyle w:val="Compact"/>
+                    <w:jc w:val="left"/>
+                    <w:jc w:val="center"/>
+                  </w:pPr>
+                  <w:r>
+                    <w:t xml:space="preserve">Left-right position (far left to far right) of the party the respondent voted for in the last national election</w:t>
+                  </w:r>
+                </w:p>
+              </w:tc>
+              <w:tc>
+                <w:tcPr/>
+                <w:p>
+                  <w:pPr>
+                    <w:pStyle w:val="Compact"/>
+                  </w:pPr>
+                </w:p>
+              </w:tc>
+            </w:tr>
+            <w:tr>
+              <w:tc>
+                <w:tcPr/>
+                <w:p>
+                  <w:pPr>
+                    <w:pStyle w:val="Compact"/>
+                    <w:jc w:val="left"/>
+                    <w:jc w:val="center"/>
+                  </w:pPr>
+                  <w:r>
+                    <w:t xml:space="preserve">Private enterprise</w:t>
+                  </w:r>
+                </w:p>
+              </w:tc>
+              <w:tc>
+                <w:tcPr/>
+                <w:p>
+                  <w:pPr>
+                    <w:pStyle w:val="Compact"/>
+                    <w:jc w:val="left"/>
+                    <w:jc w:val="center"/>
+                  </w:pPr>
+                  <w:r>
+                    <w:t xml:space="preserve">Private enterprise is the best way to solve [COUNTRY’S] economic problems</w:t>
+                  </w:r>
+                </w:p>
+              </w:tc>
+              <w:tc>
+                <w:tcPr/>
+                <w:p>
+                  <w:pPr>
+                    <w:pStyle w:val="Compact"/>
+                  </w:pPr>
+                </w:p>
+              </w:tc>
+            </w:tr>
+            <w:tr>
+              <w:tc>
+                <w:tcPr/>
+                <w:p>
+                  <w:pPr>
+                    <w:pStyle w:val="Compact"/>
+                    <w:jc w:val="left"/>
+                    <w:jc w:val="center"/>
+                  </w:pPr>
+                  <w:r>
+                    <w:t xml:space="preserve">Government redistribution</w:t>
+                  </w:r>
+                </w:p>
+              </w:tc>
+              <w:tc>
+                <w:tcPr/>
+                <w:p>
+                  <w:pPr>
+                    <w:pStyle w:val="Compact"/>
+                    <w:jc w:val="left"/>
+                    <w:jc w:val="center"/>
+                  </w:pPr>
+                  <w:r>
+                    <w:t xml:space="preserve">It is the responsibility of the government to reduce the differences in income between people with high incomes and those with low incomes</w:t>
+                  </w:r>
+                </w:p>
+              </w:tc>
+              <w:tc>
+                <w:tcPr/>
+                <w:p>
+                  <w:pPr>
+                    <w:pStyle w:val="Compact"/>
+                  </w:pPr>
+                </w:p>
+              </w:tc>
+            </w:tr>
+          </w:tbl>
+          <w:bookmarkEnd w:id="13"/>
+          <w:p/>
+        </w:tc>
+      </w:tr>
+    </w:tbl>
     <w:p>
       <w:pPr>
         <w:pStyle w:val="BodyText"/>
@@ -95,8 +1227,8 @@
         <w:t xml:space="preserve">The dependent variable is pro-environmental behavior, which I separate into public and private behavior. Public behavior is a count of four collective actions, membership in an environmental group, signing a petition, donating money, and taking part in a protest. Private behavior is a count of two household actions, recycling and avoiding environmentally harmful products, each coded as done always or often. Exploratory graph analysis of the six items recovers this public and private grouping.</w:t>
       </w:r>
     </w:p>
-    <w:bookmarkEnd w:id="13"/>
-    <w:bookmarkStart w:id="27" w:name="results"/>
+    <w:bookmarkEnd w:id="14"/>
+    <w:bookmarkStart w:id="28" w:name="results"/>
     <w:p>
       <w:pPr>
         <w:pStyle w:val="Heading1"/>
@@ -129,7 +1261,7 @@
         <w:t xml:space="preserve"> </w:t>
       </w:r>
       <w:r>
-        <w:t xml:space="preserve">shows the pooled network with and without the behavior nodes. In the belief network, ecological worldview is the most connected node, with its strongest ties to nature affinity (.32) and environmental commitment (.23). Ideology is linked to the two economic beliefs, positively with support for private enterprise (.23) and negatively with support for government redistribution (-.17). The political and economic beliefs connect to the environmental beliefs mainly through negative ties with ecological worldview and environmental commitment and a positive tie between redistribution and perceived threat. Once behavior is added, environmental commitment has the strongest tie to public behavior (.25) and also connects to private behavior (.18), while ecological worldview and nature affinity connect to both. Ideology has a negative tie to public behavior (-.13), and perceived threat and the economic beliefs have little or no direct connection to either type of behavior. In the pooled network environmental commitment has the shortest path to public behavior (3.93) and nature affinity the shortest path to private behavior (5.26), with environmental commitment close behind (5.51).</w:t>
+        <w:t xml:space="preserve">shows the pooled network with and without the behavior nodes. In the belief network, the strongest tie is between ecological worldview and nature affinity (.30), and environmental concern is tied to both ecological worldview (.24) and willingness to sacrifice (.21). Personal impact is most closely tied to perceived threat (.21). Ideology is linked to the two economic beliefs, positively with support for private enterprise (.23) and negatively with support for government redistribution (-.17). The political and economic beliefs connect to the environmental beliefs mainly through negative ties with ecological worldview and willingness to sacrifice and a positive tie between redistribution and perceived threat. Once behavior is added, willingness to sacrifice has the strongest tie to public behavior (.21) and also connects to private behavior (.15), while ecological worldview and nature affinity connect to both. Environmental concern has weaker direct ties to public (.09) and private behavior (.09), and personal impact has almost none. Ideology has a negative tie to public behavior (-.13), and perceived threat and the economic beliefs have little or no direct connection to either type of behavior. In the pooled network willingness to sacrifice has the shortest path to public behavior (4.78), and nature affinity has the shortest path to private behavior (5.38) with ecological worldview close behind (6.10).</w:t>
       </w:r>
     </w:p>
     <w:tbl>
@@ -145,7 +1277,7 @@
       <w:tr>
         <w:tc>
           <w:tcPr/>
-          <w:bookmarkStart w:id="17" w:name="fig-issp-pooled"/>
+          <w:bookmarkStart w:id="18" w:name="fig-issp-pooled"/>
           <w:p>
             <w:pPr>
               <w:jc w:val="center"/>
@@ -156,7 +1288,7 @@
               <w:pStyle w:val="ImageCaption"/>
             </w:pPr>
             <w:r>
-              <w:t xml:space="preserve">Figure 1: Pooled belief network across all countries, without (left) and with (right) the public and private behavior nodes. Blue nodes are the belief measures (commit = environmental commitment, world = ecological worldview, threat = perceived threat, nature = nature affinity, L-R = left-right ideology, market = private enterprise, redist = government redistribution), orange nodes are the behavior indices. Solid edges are positive regularized partial correlations and dashed edges negative, with thicker edges indicating stronger associations. Node positions and edge widths are on a common scale across the two panels.</w:t>
+              <w:t xml:space="preserve">Figure 1: Pooled belief network across all countries, without (left) and with (right) the public and private behavior nodes. Blue nodes are the belief measures (concern = environmental concern, impact = personal impact, willing = willingness to sacrifice, world = ecological worldview, threat = perceived threat, nature = nature affinity, L-R = left-right ideology, market = private enterprise, redist = government redistribution), orange nodes are the behavior indices. Solid edges are positive regularized partial correlations and dashed edges negative, with thicker edges indicating stronger associations. Node positions and edge widths are on a common scale across the two panels.</w:t>
             </w:r>
           </w:p>
           <w:p>
@@ -169,18 +1301,18 @@
                 <wp:inline>
                   <wp:extent cx="5334000" cy="2815166"/>
                   <wp:effectExtent b="0" l="0" r="0" t="0"/>
-                  <wp:docPr descr="" title="" id="15" name="Picture"/>
+                  <wp:docPr descr="" title="" id="16" name="Picture"/>
                   <a:graphic>
                     <a:graphicData uri="http://schemas.openxmlformats.org/drawingml/2006/picture">
                       <pic:pic>
                         <pic:nvPicPr>
-                          <pic:cNvPr descr="environ-beliefs_files/figure-docx/fig-issp-pooled-1.png" id="16" name="Picture"/>
+                          <pic:cNvPr descr="environ-beliefs_files/figure-docx/fig-issp-pooled-1.png" id="17" name="Picture"/>
                           <pic:cNvPicPr>
                             <a:picLocks noChangeArrowheads="1" noChangeAspect="1"/>
                           </pic:cNvPicPr>
                         </pic:nvPicPr>
                         <pic:blipFill>
-                          <a:blip r:embed="rId14"/>
+                          <a:blip r:embed="rId15"/>
                           <a:stretch>
                             <a:fillRect/>
                           </a:stretch>
@@ -207,7 +1339,7 @@
               </w:drawing>
             </w:r>
           </w:p>
-          <w:bookmarkEnd w:id="17"/>
+          <w:bookmarkEnd w:id="18"/>
         </w:tc>
       </w:tr>
     </w:tbl>
@@ -233,7 +1365,7 @@
         <w:t xml:space="preserve"> </w:t>
       </w:r>
       <w:r>
-        <w:t xml:space="preserve">shows the networks for four countries that span the range of results. In Switzerland, the typical case, environmental commitment is closest to behavior in 100 percent of bootstrap resamples. In the United States nature affinity has the shortest path to behavior (60 percent of resamples), but environmental commitment and ideology are not far behind. India is the clearest case where a belief other than environmental commitment is closest, with nature affinity holding in 97 percent of resamples. In Australia ideology, environmental commitment, and ecological worldview are close to a three-way tie.</w:t>
+        <w:t xml:space="preserve">shows the networks for four countries that span the range of results. In Switzerland, the typical case, willingness to sacrifice is closest to behavior in 97 percent of bootstrap resamples. In the United States nature affinity has the shortest path to behavior (83 percent of resamples), with ideology next. India is the clearest case where nature affinity is closest, holding in 96 percent of resamples. In Australia environmental concern is closest in 55 percent of resamples, with ideology close behind.</w:t>
       </w:r>
     </w:p>
     <w:p>
@@ -245,14 +1377,14 @@
           <w:rPr>
             <w:rStyle w:val="Hyperlink"/>
           </w:rPr>
-          <w:t xml:space="preserve">Table 1</w:t>
+          <w:t xml:space="preserve">Table 2</w:t>
         </w:r>
       </w:hyperlink>
       <w:r>
         <w:t xml:space="preserve"> </w:t>
       </w:r>
       <w:r>
-        <w:t xml:space="preserve">reports the mean rank of each belief across countries, where a rank of one identifies the belief closest to behavior in a given country. Environmental commitment has the shortest mean path to behavior in 24 of 28 countries and a mean rank of 1.29, followed by ecological worldview (2.71) and nature affinity (3.21). Perceived threat and ideology are further from behavior, and the two economic beliefs are the most peripheral. A nonparametric bootstrap with 1,000 resamples per country shows that this ordering is stable. The belief identified as closest holds in a majority of resamples in 27 of 28 countries, so the cross-country pattern is not an artifact of a few unstable networks.</w:t>
+        <w:t xml:space="preserve">reports the mean rank of each belief across countries, where a rank of one identifies the belief closest to behavior in a given country. Willingness to sacrifice has the shortest mean path to behavior in 16 of 28 countries and a mean rank of 2.25, and environmental concern is closest in 8 countries with a mean rank of 2.61. Nature affinity (3.50) and ecological worldview (3.50) follow. Perceived threat, personal impact, and ideology are further from behavior, and the two economic beliefs are the most peripheral. A nonparametric bootstrap with 1,000 resamples per country shows that the belief identified as closest holds in a majority of resamples in 25 of 28 countries. However, in several countries two beliefs are close to tied, and in Denmark and Finland they are tied exactly, so the cross-country pattern is more reliable than the ordering in any single country.</w:t>
       </w:r>
     </w:p>
     <w:tbl>
@@ -268,7 +1400,7 @@
       <w:tr>
         <w:tc>
           <w:tcPr/>
-          <w:bookmarkStart w:id="21" w:name="fig-issp-networks"/>
+          <w:bookmarkStart w:id="22" w:name="fig-issp-networks"/>
           <w:p>
             <w:pPr>
               <w:jc w:val="center"/>
@@ -279,7 +1411,7 @@
               <w:pStyle w:val="ImageCaption"/>
             </w:pPr>
             <w:r>
-              <w:t xml:space="preserve">Figure 2: Belief networks for four illustrative Study 2 countries. Blue nodes are the belief measures (commit = environmental commitment, world = ecological worldview, threat = perceived threat, nature = nature affinity, L-R = left-right ideology, market = private enterprise, redist = government redistribution), orange nodes are the public and private behavior indices. Solid edges are positive regularized partial correlations and dashed edges negative, with thicker edges indicating stronger associations.</w:t>
+              <w:t xml:space="preserve">Figure 2: Belief networks for four illustrative countries. Blue nodes are the belief measures (concern = environmental concern, impact = personal impact, willing = willingness to sacrifice, world = ecological worldview, threat = perceived threat, nature = nature affinity, L-R = left-right ideology, market = private enterprise, redist = government redistribution), orange nodes are the public and private behavior indices. Solid edges are positive regularized partial correlations and dashed edges negative, with thicker edges indicating stronger associations.</w:t>
             </w:r>
           </w:p>
           <w:p>
@@ -292,18 +1424,18 @@
                 <wp:inline>
                   <wp:extent cx="5334000" cy="5334000"/>
                   <wp:effectExtent b="0" l="0" r="0" t="0"/>
-                  <wp:docPr descr="" title="" id="19" name="Picture"/>
+                  <wp:docPr descr="" title="" id="20" name="Picture"/>
                   <a:graphic>
                     <a:graphicData uri="http://schemas.openxmlformats.org/drawingml/2006/picture">
                       <pic:pic>
                         <pic:nvPicPr>
-                          <pic:cNvPr descr="environ-beliefs_files/figure-docx/fig-issp-networks-1.png" id="20" name="Picture"/>
+                          <pic:cNvPr descr="environ-beliefs_files/figure-docx/fig-issp-networks-1.png" id="21" name="Picture"/>
                           <pic:cNvPicPr>
                             <a:picLocks noChangeArrowheads="1" noChangeAspect="1"/>
                           </pic:cNvPicPr>
                         </pic:nvPicPr>
                         <pic:blipFill>
-                          <a:blip r:embed="rId18"/>
+                          <a:blip r:embed="rId19"/>
                           <a:stretch>
                             <a:fillRect/>
                           </a:stretch>
@@ -330,7 +1462,7 @@
               </w:drawing>
             </w:r>
           </w:p>
-          <w:bookmarkEnd w:id="21"/>
+          <w:bookmarkEnd w:id="22"/>
         </w:tc>
       </w:tr>
     </w:tbl>
@@ -347,7 +1479,7 @@
       <w:tr>
         <w:tc>
           <w:tcPr/>
-          <w:bookmarkStart w:id="22" w:name="tbl-issp-results"/>
+          <w:bookmarkStart w:id="23" w:name="tbl-issp-results"/>
           <w:p>
             <w:pPr>
               <w:jc w:val="center"/>
@@ -358,7 +1490,7 @@
               <w:pStyle w:val="ImageCaption"/>
             </w:pPr>
             <w:r>
-              <w:t xml:space="preserve">Table 1: Mean rank of each Study 2 belief across the 28 ISSP countries (1 = closest to behavior).</w:t>
+              <w:t xml:space="preserve">Table 2: Mean rank of each belief across the 28 ISSP countries (1 = closest to behavior).</w:t>
             </w:r>
             <w:r>
               <w:t xml:space="preserve"> </w:t>
@@ -382,7 +1514,7 @@
               <w:t xml:space="preserve"> </w:t>
             </w:r>
             <w:r>
-              <w:t xml:space="preserve">the subset where it holds in a majority of 1,000 resamples.</w:t>
+              <w:t xml:space="preserve">the subset where it holds in a majority of 1,000 resamples. Two beliefs tie for closest in Denmark and Finland, and both are counted.</w:t>
             </w:r>
           </w:p>
           <w:tbl>
@@ -464,7 +1596,7 @@
                     <w:jc w:val="center"/>
                   </w:pPr>
                   <w:r>
-                    <w:t xml:space="preserve">Environmental commitment</w:t>
+                    <w:t xml:space="preserve">Willingness to sacrifice</w:t>
                   </w:r>
                 </w:p>
               </w:tc>
@@ -477,7 +1609,7 @@
                     <w:jc w:val="center"/>
                   </w:pPr>
                   <w:r>
-                    <w:t xml:space="preserve">1.29</w:t>
+                    <w:t xml:space="preserve">2.25</w:t>
                   </w:r>
                 </w:p>
               </w:tc>
@@ -490,7 +1622,7 @@
                     <w:jc w:val="center"/>
                   </w:pPr>
                   <w:r>
-                    <w:t xml:space="preserve">24</w:t>
+                    <w:t xml:space="preserve">16</w:t>
                   </w:r>
                 </w:p>
               </w:tc>
@@ -503,7 +1635,115 @@
                     <w:jc w:val="center"/>
                   </w:pPr>
                   <w:r>
-                    <w:t xml:space="preserve">24</w:t>
+                    <w:t xml:space="preserve">15</w:t>
+                  </w:r>
+                </w:p>
+              </w:tc>
+            </w:tr>
+            <w:tr>
+              <w:tc>
+                <w:tcPr/>
+                <w:p>
+                  <w:pPr>
+                    <w:pStyle w:val="Compact"/>
+                    <w:jc w:val="left"/>
+                    <w:jc w:val="center"/>
+                  </w:pPr>
+                  <w:r>
+                    <w:t xml:space="preserve">Environmental concern</w:t>
+                  </w:r>
+                </w:p>
+              </w:tc>
+              <w:tc>
+                <w:tcPr/>
+                <w:p>
+                  <w:pPr>
+                    <w:pStyle w:val="Compact"/>
+                    <w:jc w:val="right"/>
+                    <w:jc w:val="center"/>
+                  </w:pPr>
+                  <w:r>
+                    <w:t xml:space="preserve">2.61</w:t>
+                  </w:r>
+                </w:p>
+              </w:tc>
+              <w:tc>
+                <w:tcPr/>
+                <w:p>
+                  <w:pPr>
+                    <w:pStyle w:val="Compact"/>
+                    <w:jc w:val="right"/>
+                    <w:jc w:val="center"/>
+                  </w:pPr>
+                  <w:r>
+                    <w:t xml:space="preserve">8</w:t>
+                  </w:r>
+                </w:p>
+              </w:tc>
+              <w:tc>
+                <w:tcPr/>
+                <w:p>
+                  <w:pPr>
+                    <w:pStyle w:val="Compact"/>
+                    <w:jc w:val="right"/>
+                    <w:jc w:val="center"/>
+                  </w:pPr>
+                  <w:r>
+                    <w:t xml:space="preserve">6</w:t>
+                  </w:r>
+                </w:p>
+              </w:tc>
+            </w:tr>
+            <w:tr>
+              <w:tc>
+                <w:tcPr/>
+                <w:p>
+                  <w:pPr>
+                    <w:pStyle w:val="Compact"/>
+                    <w:jc w:val="left"/>
+                    <w:jc w:val="center"/>
+                  </w:pPr>
+                  <w:r>
+                    <w:t xml:space="preserve">Nature affinity</w:t>
+                  </w:r>
+                </w:p>
+              </w:tc>
+              <w:tc>
+                <w:tcPr/>
+                <w:p>
+                  <w:pPr>
+                    <w:pStyle w:val="Compact"/>
+                    <w:jc w:val="right"/>
+                    <w:jc w:val="center"/>
+                  </w:pPr>
+                  <w:r>
+                    <w:t xml:space="preserve">3.50</w:t>
+                  </w:r>
+                </w:p>
+              </w:tc>
+              <w:tc>
+                <w:tcPr/>
+                <w:p>
+                  <w:pPr>
+                    <w:pStyle w:val="Compact"/>
+                    <w:jc w:val="right"/>
+                    <w:jc w:val="center"/>
+                  </w:pPr>
+                  <w:r>
+                    <w:t xml:space="preserve">4</w:t>
+                  </w:r>
+                </w:p>
+              </w:tc>
+              <w:tc>
+                <w:tcPr/>
+                <w:p>
+                  <w:pPr>
+                    <w:pStyle w:val="Compact"/>
+                    <w:jc w:val="right"/>
+                    <w:jc w:val="center"/>
+                  </w:pPr>
+                  <w:r>
+                    <w:t xml:space="preserve">4</w:t>
                   </w:r>
                 </w:p>
               </w:tc>
@@ -531,7 +1771,7 @@
                     <w:jc w:val="center"/>
                   </w:pPr>
                   <w:r>
-                    <w:t xml:space="preserve">2.71</w:t>
+                    <w:t xml:space="preserve">3.50</w:t>
                   </w:r>
                 </w:p>
               </w:tc>
@@ -544,7 +1784,7 @@
                     <w:jc w:val="center"/>
                   </w:pPr>
                   <w:r>
-                    <w:t xml:space="preserve">1</w:t>
+                    <w:t xml:space="preserve">2</w:t>
                   </w:r>
                 </w:p>
               </w:tc>
@@ -572,7 +1812,7 @@
                     <w:jc w:val="center"/>
                   </w:pPr>
                   <w:r>
-                    <w:t xml:space="preserve">Nature affinity</w:t>
+                    <w:t xml:space="preserve">Perceived threat</w:t>
                   </w:r>
                 </w:p>
               </w:tc>
@@ -585,7 +1825,7 @@
                     <w:jc w:val="center"/>
                   </w:pPr>
                   <w:r>
-                    <w:t xml:space="preserve">3.21</w:t>
+                    <w:t xml:space="preserve">5.75</w:t>
                   </w:r>
                 </w:p>
               </w:tc>
@@ -598,7 +1838,7 @@
                     <w:jc w:val="center"/>
                   </w:pPr>
                   <w:r>
-                    <w:t xml:space="preserve">3</w:t>
+                    <w:t xml:space="preserve">0</w:t>
                   </w:r>
                 </w:p>
               </w:tc>
@@ -611,22 +1851,22 @@
                     <w:jc w:val="center"/>
                   </w:pPr>
                   <w:r>
-                    <w:t xml:space="preserve">3</w:t>
-                  </w:r>
-                </w:p>
-              </w:tc>
-            </w:tr>
-            <w:tr>
-              <w:tc>
-                <w:tcPr/>
-                <w:p>
-                  <w:pPr>
-                    <w:pStyle w:val="Compact"/>
-                    <w:jc w:val="left"/>
-                    <w:jc w:val="center"/>
-                  </w:pPr>
-                  <w:r>
-                    <w:t xml:space="preserve">Perceived threat</w:t>
+                    <w:t xml:space="preserve">0</w:t>
+                  </w:r>
+                </w:p>
+              </w:tc>
+            </w:tr>
+            <w:tr>
+              <w:tc>
+                <w:tcPr/>
+                <w:p>
+                  <w:pPr>
+                    <w:pStyle w:val="Compact"/>
+                    <w:jc w:val="left"/>
+                    <w:jc w:val="center"/>
+                  </w:pPr>
+                  <w:r>
+                    <w:t xml:space="preserve">Personal impact</w:t>
                   </w:r>
                 </w:p>
               </w:tc>
@@ -639,7 +1879,7 @@
                     <w:jc w:val="center"/>
                   </w:pPr>
                   <w:r>
-                    <w:t xml:space="preserve">4.29</w:t>
+                    <w:t xml:space="preserve">5.93</w:t>
                   </w:r>
                 </w:p>
               </w:tc>
@@ -693,7 +1933,7 @@
                     <w:jc w:val="center"/>
                   </w:pPr>
                   <w:r>
-                    <w:t xml:space="preserve">4.61</w:t>
+                    <w:t xml:space="preserve">5.94</w:t>
                   </w:r>
                 </w:p>
               </w:tc>
@@ -706,7 +1946,7 @@
                     <w:jc w:val="center"/>
                   </w:pPr>
                   <w:r>
-                    <w:t xml:space="preserve">1</w:t>
+                    <w:t xml:space="preserve">0</w:t>
                   </w:r>
                 </w:p>
               </w:tc>
@@ -747,7 +1987,7 @@
                     <w:jc w:val="center"/>
                   </w:pPr>
                   <w:r>
-                    <w:t xml:space="preserve">5.18</w:t>
+                    <w:t xml:space="preserve">6.89</w:t>
                   </w:r>
                 </w:p>
               </w:tc>
@@ -801,7 +2041,7 @@
                     <w:jc w:val="center"/>
                   </w:pPr>
                   <w:r>
-                    <w:t xml:space="preserve">5.79</w:t>
+                    <w:t xml:space="preserve">7.36</w:t>
                   </w:r>
                 </w:p>
               </w:tc>
@@ -833,7 +2073,7 @@
               </w:tc>
             </w:tr>
           </w:tbl>
-          <w:bookmarkEnd w:id="22"/>
+          <w:bookmarkEnd w:id="23"/>
           <w:p/>
         </w:tc>
       </w:tr>
@@ -851,7 +2091,7 @@
       <w:tr>
         <w:tc>
           <w:tcPr/>
-          <w:bookmarkStart w:id="26" w:name="fig-issp-spl"/>
+          <w:bookmarkStart w:id="27" w:name="fig-issp-spl"/>
           <w:p>
             <w:pPr>
               <w:jc w:val="center"/>
@@ -862,7 +2102,7 @@
               <w:pStyle w:val="ImageCaption"/>
             </w:pPr>
             <w:r>
-              <w:t xml:space="preserve">Figure 3: Shortest path from each belief to public and private behavior across the Study 2 countries. Lower values indicate a belief closer to behavior. Points are individual countries, horizontally jittered. The centerline of each box is the mean across countries and the top and bottom edges are the bounds of the 95 percent confidence interval of the mean. Ideology is available in 18 countries, and government redistribution is disconnected from behavior in Taiwan and omitted there.</w:t>
+              <w:t xml:space="preserve">Figure 3: Shortest path from each belief to public and private behavior across countries. Lower values indicate a belief closer to behavior. Points are individual countries, horizontally jittered. The centerline of each box is the mean across countries and the top and bottom edges are the bounds of the 95 percent confidence interval of the mean. Ideology is available in 18 countries, and government redistribution is disconnected from behavior in Taiwan and omitted there.</w:t>
             </w:r>
           </w:p>
           <w:p>
@@ -875,18 +2115,18 @@
                 <wp:inline>
                   <wp:extent cx="5334000" cy="4333875"/>
                   <wp:effectExtent b="0" l="0" r="0" t="0"/>
-                  <wp:docPr descr="" title="" id="24" name="Picture"/>
+                  <wp:docPr descr="" title="" id="25" name="Picture"/>
                   <a:graphic>
                     <a:graphicData uri="http://schemas.openxmlformats.org/drawingml/2006/picture">
                       <pic:pic>
                         <pic:nvPicPr>
-                          <pic:cNvPr descr="environ-beliefs_files/figure-docx/fig-issp-spl-1.png" id="25" name="Picture"/>
+                          <pic:cNvPr descr="environ-beliefs_files/figure-docx/fig-issp-spl-1.png" id="26" name="Picture"/>
                           <pic:cNvPicPr>
                             <a:picLocks noChangeArrowheads="1" noChangeAspect="1"/>
                           </pic:cNvPicPr>
                         </pic:nvPicPr>
                         <pic:blipFill>
-                          <a:blip r:embed="rId23"/>
+                          <a:blip r:embed="rId24"/>
                           <a:stretch>
                             <a:fillRect/>
                           </a:stretch>
@@ -913,7 +2153,7 @@
               </w:drawing>
             </w:r>
           </w:p>
-          <w:bookmarkEnd w:id="26"/>
+          <w:bookmarkEnd w:id="27"/>
         </w:tc>
       </w:tr>
     </w:tbl>
@@ -933,7 +2173,7 @@
         <w:t xml:space="preserve"> </w:t>
       </w:r>
       <w:r>
-        <w:t xml:space="preserve">shows the shortest path from each belief to each type of behavior across the countries. Environmental commitment has the shortest average path to both public (6.2) and private behavior (6.3). Its confidence interval does not overlap with that of any other belief for private behavior, and it overlaps only slightly with ecological worldview for public behavior. Ecological worldview is the next closest belief to public behavior (8.9), while nature affinity is the next closest to private behavior (9.7). The political and economic beliefs are the furthest from both types of behavior, although ideology varies widely across the countries where it is available.</w:t>
+        <w:t xml:space="preserve">shows the shortest path from each belief to each type of behavior across the countries. Willingness to sacrifice has the shortest average path to both public (9.4) and private behavior (9.1), with environmental concern close behind (9.9 and 9.7). Their confidence intervals overlap with each other and with ecological worldview and nature affinity, so these four beliefs form a group that is closer to behavior than the rest rather than a clear ordering. Environmental concern varies less across countries than willingness to sacrifice. Perceived threat and personal impact are well removed from both types of behavior, and the political and economic beliefs are the furthest, although ideology varies widely across the countries where it is available.</w:t>
       </w:r>
     </w:p>
     <w:p>
@@ -941,7 +2181,7 @@
         <w:pStyle w:val="BodyText"/>
       </w:pPr>
       <w:r>
-        <w:t xml:space="preserve">As noted, the belief that combines concern, willingness to pay, and a personal norm to act sits closest to behavior in most countries, while ecological worldview, perceived threat, and the political and economic beliefs are further away. This is likely because beliefs tied to personal commitment are more proximate to action than beliefs about how the natural world works or about the role of government in the economy.</w:t>
+        <w:t xml:space="preserve">As noted, willingness to make sacrifices for the environment and environmental concern sit closest to behavior in most countries, ecological worldview and nature affinity are close behind, and perceived threat, personal impact, and the political and economic beliefs are further away. This is likely because willingness to sacrifice is itself close to an intention to act and concern reflects a general motivation to act, while perceived threat and personal impact describe environmental conditions rather than a disposition to respond to them. Notably, general concern about the environment is much closer to behavior than the belief that environmental problems affect one’s own life.</w:t>
       </w:r>
     </w:p>
     <w:p>
@@ -949,8 +2189,8 @@
         <w:br w:type="page"/>
       </w:r>
     </w:p>
-    <w:bookmarkEnd w:id="27"/>
-    <w:bookmarkStart w:id="28" w:name="references"/>
+    <w:bookmarkEnd w:id="28"/>
+    <w:bookmarkStart w:id="29" w:name="references"/>
     <w:p>
       <w:pPr>
         <w:pStyle w:val="Heading1"/>
@@ -959,7 +2199,7 @@
         <w:t xml:space="preserve">References</w:t>
       </w:r>
     </w:p>
-    <w:bookmarkEnd w:id="28"/>
+    <w:bookmarkEnd w:id="29"/>
     <w:sectPr>
       <w:footnotePr>
         <w:numRestart w:val="eachSect"/>
